--- a/Raphael-CV.docx
+++ b/Raphael-CV.docx
@@ -1,6 +1,6 @@
 
 <file path=word/document.xml><?xml version="1.0" encoding="utf-8"?>
-<w:document xmlns:wpc="http://schemas.microsoft.com/office/word/2010/wordprocessingCanvas" xmlns:cx="http://schemas.microsoft.com/office/drawing/2014/chartex" xmlns:mc="http://schemas.openxmlformats.org/markup-compatibility/2006" xmlns:o="urn:schemas-microsoft-com:office:office" xmlns:r="http://schemas.openxmlformats.org/officeDocument/2006/relationships" xmlns:m="http://schemas.openxmlformats.org/officeDocument/2006/math" xmlns:v="urn:schemas-microsoft-com:vml" xmlns:wp14="http://schemas.microsoft.com/office/word/2010/wordprocessingDrawing" xmlns:wp="http://schemas.openxmlformats.org/drawingml/2006/wordprocessingDrawing" xmlns:w10="urn:schemas-microsoft-com:office:word" xmlns:w="http://schemas.openxmlformats.org/wordprocessingml/2006/main" xmlns:w14="http://schemas.microsoft.com/office/word/2010/wordml" xmlns:w15="http://schemas.microsoft.com/office/word/2012/wordml" xmlns:w16se="http://schemas.microsoft.com/office/word/2015/wordml/symex" xmlns:wpg="http://schemas.microsoft.com/office/word/2010/wordprocessingGroup" xmlns:wpi="http://schemas.microsoft.com/office/word/2010/wordprocessingInk" xmlns:wne="http://schemas.microsoft.com/office/word/2006/wordml" xmlns:wps="http://schemas.microsoft.com/office/word/2010/wordprocessingShape" mc:Ignorable="w14 w15 w16se wp14">
+<w:document xmlns:wpc="http://schemas.microsoft.com/office/word/2010/wordprocessingCanvas" xmlns:cx="http://schemas.microsoft.com/office/drawing/2014/chartex" xmlns:cx1="http://schemas.microsoft.com/office/drawing/2015/9/8/chartex" xmlns:cx2="http://schemas.microsoft.com/office/drawing/2015/10/21/chartex" xmlns:cx3="http://schemas.microsoft.com/office/drawing/2016/5/9/chartex" xmlns:cx4="http://schemas.microsoft.com/office/drawing/2016/5/10/chartex" xmlns:cx5="http://schemas.microsoft.com/office/drawing/2016/5/11/chartex" xmlns:cx6="http://schemas.microsoft.com/office/drawing/2016/5/12/chartex" xmlns:cx7="http://schemas.microsoft.com/office/drawing/2016/5/13/chartex" xmlns:cx8="http://schemas.microsoft.com/office/drawing/2016/5/14/chartex" xmlns:mc="http://schemas.openxmlformats.org/markup-compatibility/2006" xmlns:aink="http://schemas.microsoft.com/office/drawing/2016/ink" xmlns:am3d="http://schemas.microsoft.com/office/drawing/2017/model3d" xmlns:o="urn:schemas-microsoft-com:office:office" xmlns:oel="http://schemas.microsoft.com/office/2019/extlst" xmlns:r="http://schemas.openxmlformats.org/officeDocument/2006/relationships" xmlns:m="http://schemas.openxmlformats.org/officeDocument/2006/math" xmlns:v="urn:schemas-microsoft-com:vml" xmlns:wp14="http://schemas.microsoft.com/office/word/2010/wordprocessingDrawing" xmlns:wp="http://schemas.openxmlformats.org/drawingml/2006/wordprocessingDrawing" xmlns:w10="urn:schemas-microsoft-com:office:word" xmlns:w="http://schemas.openxmlformats.org/wordprocessingml/2006/main" xmlns:w14="http://schemas.microsoft.com/office/word/2010/wordml" xmlns:w15="http://schemas.microsoft.com/office/word/2012/wordml" xmlns:w16cex="http://schemas.microsoft.com/office/word/2018/wordml/cex" xmlns:w16cid="http://schemas.microsoft.com/office/word/2016/wordml/cid" xmlns:w16="http://schemas.microsoft.com/office/word/2018/wordml" xmlns:w16du="http://schemas.microsoft.com/office/word/2023/wordml/word16du" xmlns:w16sdtdh="http://schemas.microsoft.com/office/word/2020/wordml/sdtdatahash" xmlns:w16se="http://schemas.microsoft.com/office/word/2015/wordml/symex" xmlns:wpg="http://schemas.microsoft.com/office/word/2010/wordprocessingGroup" xmlns:wpi="http://schemas.microsoft.com/office/word/2010/wordprocessingInk" xmlns:wne="http://schemas.microsoft.com/office/word/2006/wordml" xmlns:wps="http://schemas.microsoft.com/office/word/2010/wordprocessingShape" mc:Ignorable="w14 w15 w16se w16cid w16 w16cex w16sdtdh w16du wp14">
   <w:body>
     <w:tbl>
       <w:tblPr>
@@ -31,20 +31,18 @@
               <w:tabs>
                 <w:tab w:val="left" w:pos="990"/>
               </w:tabs>
+              <w:jc w:val="center"/>
             </w:pPr>
-            <w:r>
-              <w:t xml:space="preserve">   </w:t>
-            </w:r>
             <w:r>
               <w:rPr>
                 <w:noProof/>
                 <w:lang w:eastAsia="en-US"/>
               </w:rPr>
               <w:drawing>
-                <wp:inline distT="0" distB="0" distL="0" distR="0">
-                  <wp:extent cx="1580775" cy="1742440"/>
-                  <wp:effectExtent l="114300" t="76200" r="95885" b="943610"/>
-                  <wp:docPr id="1" name="Picture 1"/>
+                <wp:inline distT="0" distB="0" distL="0" distR="0" wp14:anchorId="14756396" wp14:editId="3A6C85F7">
+                  <wp:extent cx="1415880" cy="1831635"/>
+                  <wp:effectExtent l="0" t="0" r="0" b="0"/>
+                  <wp:docPr id="4" name="Picture 4"/>
                   <wp:cNvGraphicFramePr>
                     <a:graphicFrameLocks xmlns:a="http://schemas.openxmlformats.org/drawingml/2006/main" noChangeAspect="1"/>
                   </wp:cNvGraphicFramePr>
@@ -52,11 +50,11 @@
                     <a:graphicData uri="http://schemas.openxmlformats.org/drawingml/2006/picture">
                       <pic:pic xmlns:pic="http://schemas.openxmlformats.org/drawingml/2006/picture">
                         <pic:nvPicPr>
-                          <pic:cNvPr id="1" name="ID-pics2.JPEG"/>
+                          <pic:cNvPr id="4" name="Picture 4"/>
                           <pic:cNvPicPr/>
                         </pic:nvPicPr>
                         <pic:blipFill>
-                          <a:blip r:embed="rId9" cstate="hqprint">
+                          <a:blip r:embed="rId9">
                             <a:extLst>
                               <a:ext uri="{28A0092B-C50C-407E-A947-70E740481C1C}">
                                 <a14:useLocalDpi xmlns:a14="http://schemas.microsoft.com/office/drawing/2010/main" val="0"/>
@@ -70,38 +68,17 @@
                         <pic:spPr>
                           <a:xfrm>
                             <a:off x="0" y="0"/>
-                            <a:ext cx="1644457" cy="1812635"/>
+                            <a:ext cx="1415880" cy="1831635"/>
                           </a:xfrm>
-                          <a:prstGeom prst="ellipse">
+                          <a:prstGeom prst="rect">
                             <a:avLst/>
                           </a:prstGeom>
-                          <a:ln w="63500" cap="rnd">
-                            <a:solidFill>
-                              <a:schemeClr val="accent1">
-                                <a:lumMod val="60000"/>
-                                <a:lumOff val="40000"/>
-                              </a:schemeClr>
-                            </a:solidFill>
+                          <a:ln>
+                            <a:noFill/>
                           </a:ln>
                           <a:effectLst>
-                            <a:outerShdw blurRad="381000" dist="292100" dir="5400000" sx="-80000" sy="-18000" rotWithShape="0">
-                              <a:srgbClr val="000000">
-                                <a:alpha val="22000"/>
-                              </a:srgbClr>
-                            </a:outerShdw>
+                            <a:softEdge rad="112500"/>
                           </a:effectLst>
-                          <a:scene3d>
-                            <a:camera prst="orthographicFront"/>
-                            <a:lightRig rig="contrasting" dir="t">
-                              <a:rot lat="0" lon="0" rev="3000000"/>
-                            </a:lightRig>
-                          </a:scene3d>
-                          <a:sp3d contourW="7620">
-                            <a:bevelT w="95250" h="31750"/>
-                            <a:contourClr>
-                              <a:srgbClr val="333333"/>
-                            </a:contourClr>
-                          </a:sp3d>
                         </pic:spPr>
                       </pic:pic>
                     </a:graphicData>
@@ -143,9 +120,16 @@
             <w:r>
               <w:rPr>
                 <w:spacing w:val="0"/>
-                <w:w w:val="100"/>
-              </w:rPr>
-              <w:t>Front-End developer</w:t>
+                <w:w w:val="68"/>
+              </w:rPr>
+              <w:t>Front-End develope</w:t>
+            </w:r>
+            <w:r>
+              <w:rPr>
+                <w:spacing w:val="20"/>
+                <w:w w:val="68"/>
+              </w:rPr>
+              <w:t>r</w:t>
             </w:r>
           </w:p>
         </w:tc>
@@ -157,6 +141,9 @@
           </w:tcPr>
           <w:sdt>
             <w:sdtPr>
+              <w:rPr>
+                <w:color w:val="F2F2F2" w:themeColor="background1" w:themeShade="F2"/>
+              </w:rPr>
               <w:id w:val="-1711873194"/>
               <w:placeholder>
                 <w:docPart w:val="BB3D7DF265E645BD90F0259EA8681030"/>
@@ -170,8 +157,14 @@
               <w:p>
                 <w:pPr>
                   <w:pStyle w:val="Heading3"/>
+                  <w:rPr>
+                    <w:color w:val="F2F2F2" w:themeColor="background1" w:themeShade="F2"/>
+                  </w:rPr>
                 </w:pPr>
                 <w:r>
+                  <w:rPr>
+                    <w:color w:val="F2F2F2" w:themeColor="background1" w:themeShade="F2"/>
+                  </w:rPr>
                   <w:t>Profile</w:t>
                 </w:r>
               </w:p>
@@ -182,6 +175,7 @@
               <w:pStyle w:val="root-block-node"/>
               <w:rPr>
                 <w:rFonts w:asciiTheme="minorHAnsi" w:hAnsiTheme="minorHAnsi" w:cstheme="minorHAnsi"/>
+                <w:color w:val="F2F2F2" w:themeColor="background1" w:themeShade="F2"/>
                 <w:sz w:val="18"/>
                 <w:szCs w:val="18"/>
               </w:rPr>
@@ -189,46 +183,47 @@
             <w:r>
               <w:rPr>
                 <w:rFonts w:asciiTheme="minorHAnsi" w:hAnsiTheme="minorHAnsi" w:cstheme="minorHAnsi"/>
+                <w:color w:val="F2F2F2" w:themeColor="background1" w:themeShade="F2"/>
                 <w:sz w:val="18"/>
                 <w:szCs w:val="18"/>
               </w:rPr>
-              <w:t xml:space="preserve">I am a junior web developer, living in Vietnam </w:t>
-            </w:r>
-            <w:proofErr w:type="spellStart"/>
+              <w:t xml:space="preserve">I'm a web developer residing in </w:t>
+            </w:r>
             <w:r>
               <w:rPr>
                 <w:rFonts w:asciiTheme="minorHAnsi" w:hAnsiTheme="minorHAnsi" w:cstheme="minorHAnsi"/>
+                <w:color w:val="F2F2F2" w:themeColor="background1" w:themeShade="F2"/>
                 <w:sz w:val="18"/>
                 <w:szCs w:val="18"/>
               </w:rPr>
-              <w:t>Phu</w:t>
-            </w:r>
-            <w:proofErr w:type="spellEnd"/>
+              <w:t>La Rochelle</w:t>
+            </w:r>
             <w:r>
               <w:rPr>
                 <w:rFonts w:asciiTheme="minorHAnsi" w:hAnsiTheme="minorHAnsi" w:cstheme="minorHAnsi"/>
+                <w:color w:val="F2F2F2" w:themeColor="background1" w:themeShade="F2"/>
                 <w:sz w:val="18"/>
                 <w:szCs w:val="18"/>
               </w:rPr>
-              <w:t xml:space="preserve"> </w:t>
-            </w:r>
-            <w:proofErr w:type="spellStart"/>
+              <w:t xml:space="preserve">, </w:t>
+            </w:r>
             <w:r>
               <w:rPr>
                 <w:rFonts w:asciiTheme="minorHAnsi" w:hAnsiTheme="minorHAnsi" w:cstheme="minorHAnsi"/>
+                <w:color w:val="F2F2F2" w:themeColor="background1" w:themeShade="F2"/>
                 <w:sz w:val="18"/>
                 <w:szCs w:val="18"/>
               </w:rPr>
-              <w:t>Quoc</w:t>
-            </w:r>
-            <w:proofErr w:type="spellEnd"/>
+              <w:t>France</w:t>
+            </w:r>
             <w:r>
               <w:rPr>
                 <w:rFonts w:asciiTheme="minorHAnsi" w:hAnsiTheme="minorHAnsi" w:cstheme="minorHAnsi"/>
+                <w:color w:val="F2F2F2" w:themeColor="background1" w:themeShade="F2"/>
                 <w:sz w:val="18"/>
                 <w:szCs w:val="18"/>
               </w:rPr>
-              <w:t xml:space="preserve"> since 2009.</w:t>
+              <w:t>.</w:t>
             </w:r>
           </w:p>
           <w:p>
@@ -236,6 +231,7 @@
               <w:pStyle w:val="root-block-node"/>
               <w:rPr>
                 <w:rFonts w:asciiTheme="minorHAnsi" w:hAnsiTheme="minorHAnsi" w:cstheme="minorHAnsi"/>
+                <w:color w:val="F2F2F2" w:themeColor="background1" w:themeShade="F2"/>
                 <w:sz w:val="18"/>
                 <w:szCs w:val="18"/>
               </w:rPr>
@@ -243,92 +239,31 @@
             <w:r>
               <w:rPr>
                 <w:rFonts w:asciiTheme="minorHAnsi" w:hAnsiTheme="minorHAnsi" w:cstheme="minorHAnsi"/>
+                <w:color w:val="F2F2F2" w:themeColor="background1" w:themeShade="F2"/>
                 <w:sz w:val="18"/>
                 <w:szCs w:val="18"/>
               </w:rPr>
-              <w:t xml:space="preserve">I started studying coding online (openclassroom.com) and with my mentor, </w:t>
+              <w:t xml:space="preserve">I started learning to code online, primarily on openclassroom.com, and at </w:t>
             </w:r>
             <w:proofErr w:type="spellStart"/>
             <w:r>
               <w:rPr>
                 <w:rFonts w:asciiTheme="minorHAnsi" w:hAnsiTheme="minorHAnsi" w:cstheme="minorHAnsi"/>
+                <w:color w:val="F2F2F2" w:themeColor="background1" w:themeShade="F2"/>
                 <w:sz w:val="18"/>
                 <w:szCs w:val="18"/>
               </w:rPr>
-              <w:t>Khoa</w:t>
+              <w:t>Niftit</w:t>
             </w:r>
             <w:proofErr w:type="spellEnd"/>
             <w:r>
               <w:rPr>
                 <w:rFonts w:asciiTheme="minorHAnsi" w:hAnsiTheme="minorHAnsi" w:cstheme="minorHAnsi"/>
+                <w:color w:val="F2F2F2" w:themeColor="background1" w:themeShade="F2"/>
                 <w:sz w:val="18"/>
                 <w:szCs w:val="18"/>
               </w:rPr>
-              <w:t xml:space="preserve"> Quach (owner of </w:t>
-            </w:r>
-            <w:proofErr w:type="spellStart"/>
-            <w:r>
-              <w:rPr>
-                <w:rFonts w:asciiTheme="minorHAnsi" w:hAnsiTheme="minorHAnsi" w:cstheme="minorHAnsi"/>
-                <w:sz w:val="18"/>
-                <w:szCs w:val="18"/>
-              </w:rPr>
-              <w:t>Nfitit</w:t>
-            </w:r>
-            <w:proofErr w:type="spellEnd"/>
-            <w:r>
-              <w:rPr>
-                <w:rFonts w:asciiTheme="minorHAnsi" w:hAnsiTheme="minorHAnsi" w:cstheme="minorHAnsi"/>
-                <w:sz w:val="18"/>
-                <w:szCs w:val="18"/>
-              </w:rPr>
-              <w:t xml:space="preserve"> company), during </w:t>
-            </w:r>
-            <w:proofErr w:type="spellStart"/>
-            <w:r>
-              <w:rPr>
-                <w:rFonts w:asciiTheme="minorHAnsi" w:hAnsiTheme="minorHAnsi" w:cstheme="minorHAnsi"/>
-                <w:sz w:val="18"/>
-                <w:szCs w:val="18"/>
-              </w:rPr>
-              <w:t>covid</w:t>
-            </w:r>
-            <w:proofErr w:type="spellEnd"/>
-            <w:r>
-              <w:rPr>
-                <w:rFonts w:asciiTheme="minorHAnsi" w:hAnsiTheme="minorHAnsi" w:cstheme="minorHAnsi"/>
-                <w:sz w:val="18"/>
-                <w:szCs w:val="18"/>
-              </w:rPr>
-              <w:t xml:space="preserve">. I am very motivated to make a career in this way because I like to resolve problems and love </w:t>
-            </w:r>
-            <w:proofErr w:type="spellStart"/>
-            <w:r>
-              <w:rPr>
-                <w:rFonts w:asciiTheme="minorHAnsi" w:hAnsiTheme="minorHAnsi" w:cstheme="minorHAnsi"/>
-                <w:sz w:val="18"/>
-                <w:szCs w:val="18"/>
-              </w:rPr>
-              <w:t>refle</w:t>
-            </w:r>
-            <w:bookmarkStart w:id="0" w:name="_GoBack"/>
-            <w:bookmarkEnd w:id="0"/>
-            <w:r>
-              <w:rPr>
-                <w:rFonts w:asciiTheme="minorHAnsi" w:hAnsiTheme="minorHAnsi" w:cstheme="minorHAnsi"/>
-                <w:sz w:val="18"/>
-                <w:szCs w:val="18"/>
-              </w:rPr>
-              <w:t>xions</w:t>
-            </w:r>
-            <w:proofErr w:type="spellEnd"/>
-            <w:r>
-              <w:rPr>
-                <w:rFonts w:asciiTheme="minorHAnsi" w:hAnsiTheme="minorHAnsi" w:cstheme="minorHAnsi"/>
-                <w:sz w:val="18"/>
-                <w:szCs w:val="18"/>
-              </w:rPr>
-              <w:t>.</w:t>
+              <w:t xml:space="preserve"> during the COVID-19 pandemic. I'm enthusiastic about pursuing a career in coding because I enjoy problem-solving and thoughtful reflection.</w:t>
             </w:r>
           </w:p>
           <w:p>
@@ -336,6 +271,7 @@
               <w:pStyle w:val="root-block-node"/>
               <w:rPr>
                 <w:rFonts w:asciiTheme="minorHAnsi" w:hAnsiTheme="minorHAnsi" w:cstheme="minorHAnsi"/>
+                <w:color w:val="F2F2F2" w:themeColor="background1" w:themeShade="F2"/>
                 <w:sz w:val="18"/>
                 <w:szCs w:val="18"/>
               </w:rPr>
@@ -343,14 +279,47 @@
             <w:r>
               <w:rPr>
                 <w:rFonts w:asciiTheme="minorHAnsi" w:hAnsiTheme="minorHAnsi" w:cstheme="minorHAnsi"/>
+                <w:color w:val="F2F2F2" w:themeColor="background1" w:themeShade="F2"/>
                 <w:sz w:val="18"/>
                 <w:szCs w:val="18"/>
               </w:rPr>
-              <w:t>I am ready to study more and get more experience to continue my dream of being a full-stack developer. </w:t>
+              <w:t xml:space="preserve">I'm ready to continue learning and gaining more experience to fulfill my dream of becoming a full-stack developer. Currently, I work for </w:t>
+            </w:r>
+            <w:proofErr w:type="spellStart"/>
+            <w:r>
+              <w:rPr>
+                <w:rFonts w:asciiTheme="minorHAnsi" w:hAnsiTheme="minorHAnsi" w:cstheme="minorHAnsi"/>
+                <w:color w:val="F2F2F2" w:themeColor="background1" w:themeShade="F2"/>
+                <w:sz w:val="18"/>
+                <w:szCs w:val="18"/>
+              </w:rPr>
+              <w:t>Niftit</w:t>
+            </w:r>
+            <w:proofErr w:type="spellEnd"/>
+            <w:r>
+              <w:rPr>
+                <w:rFonts w:asciiTheme="minorHAnsi" w:hAnsiTheme="minorHAnsi" w:cstheme="minorHAnsi"/>
+                <w:color w:val="F2F2F2" w:themeColor="background1" w:themeShade="F2"/>
+                <w:sz w:val="18"/>
+                <w:szCs w:val="18"/>
+              </w:rPr>
+              <w:t>, the company where I learned and honed my coding skills.</w:t>
+            </w:r>
+            <w:r>
+              <w:rPr>
+                <w:rFonts w:asciiTheme="minorHAnsi" w:hAnsiTheme="minorHAnsi" w:cstheme="minorHAnsi"/>
+                <w:color w:val="F2F2F2" w:themeColor="background1" w:themeShade="F2"/>
+                <w:sz w:val="18"/>
+                <w:szCs w:val="18"/>
+              </w:rPr>
+              <w:t> </w:t>
             </w:r>
           </w:p>
           <w:sdt>
             <w:sdtPr>
+              <w:rPr>
+                <w:color w:val="F2F2F2" w:themeColor="background1" w:themeShade="F2"/>
+              </w:rPr>
               <w:id w:val="-1954003311"/>
               <w:placeholder>
                 <w:docPart w:val="9B247EEBF00D46E9A228533750F0854E"/>
@@ -364,8 +333,14 @@
               <w:p>
                 <w:pPr>
                   <w:pStyle w:val="Heading3"/>
+                  <w:rPr>
+                    <w:color w:val="F2F2F2" w:themeColor="background1" w:themeShade="F2"/>
+                  </w:rPr>
                 </w:pPr>
                 <w:r>
+                  <w:rPr>
+                    <w:color w:val="F2F2F2" w:themeColor="background1" w:themeShade="F2"/>
+                  </w:rPr>
                   <w:t>Contact</w:t>
                 </w:r>
               </w:p>
@@ -373,6 +348,9 @@
           </w:sdt>
           <w:sdt>
             <w:sdtPr>
+              <w:rPr>
+                <w:color w:val="F2F2F2" w:themeColor="background1" w:themeShade="F2"/>
+              </w:rPr>
               <w:id w:val="1111563247"/>
               <w:placeholder>
                 <w:docPart w:val="68AF8D66780849F6B31FEBD1C9BAD1EE"/>
@@ -384,21 +362,70 @@
             <w:sdtEndPr/>
             <w:sdtContent>
               <w:p>
+                <w:pPr>
+                  <w:rPr>
+                    <w:color w:val="F2F2F2" w:themeColor="background1" w:themeShade="F2"/>
+                  </w:rPr>
+                </w:pPr>
                 <w:r>
+                  <w:rPr>
+                    <w:color w:val="F2F2F2" w:themeColor="background1" w:themeShade="F2"/>
+                  </w:rPr>
                   <w:t>PHONE:</w:t>
                 </w:r>
               </w:p>
             </w:sdtContent>
           </w:sdt>
           <w:p>
-            <w:r>
-              <w:t>+84 798000953</w:t>
+            <w:pPr>
+              <w:rPr>
+                <w:color w:val="F2F2F2" w:themeColor="background1" w:themeShade="F2"/>
+              </w:rPr>
+            </w:pPr>
+            <w:r>
+              <w:rPr>
+                <w:color w:val="F2F2F2" w:themeColor="background1" w:themeShade="F2"/>
+              </w:rPr>
+              <w:t>+</w:t>
+            </w:r>
+            <w:r>
+              <w:rPr>
+                <w:color w:val="F2F2F2" w:themeColor="background1" w:themeShade="F2"/>
+              </w:rPr>
+              <w:t>33</w:t>
+            </w:r>
+            <w:r>
+              <w:rPr>
+                <w:color w:val="F2F2F2" w:themeColor="background1" w:themeShade="F2"/>
+              </w:rPr>
+              <w:t xml:space="preserve"> 7</w:t>
+            </w:r>
+            <w:r>
+              <w:rPr>
+                <w:color w:val="F2F2F2" w:themeColor="background1" w:themeShade="F2"/>
+              </w:rPr>
+              <w:t>44750858</w:t>
             </w:r>
           </w:p>
-          <w:p/>
-          <w:p/>
+          <w:p>
+            <w:pPr>
+              <w:rPr>
+                <w:color w:val="F2F2F2" w:themeColor="background1" w:themeShade="F2"/>
+              </w:rPr>
+            </w:pPr>
+          </w:p>
+          <w:p>
+            <w:pPr>
+              <w:rPr>
+                <w:color w:val="F2F2F2" w:themeColor="background1" w:themeShade="F2"/>
+              </w:rPr>
+            </w:pPr>
+          </w:p>
           <w:sdt>
             <w:sdtPr>
+              <w:rPr>
+                <w:color w:val="F2F2F2" w:themeColor="background1" w:themeShade="F2"/>
+              </w:rPr>
               <w:id w:val="-240260293"/>
               <w:placeholder>
                 <w:docPart w:val="F024346B3A2D475A900A2E577E37EC3F"/>
@@ -410,7 +437,15 @@
             <w:sdtEndPr/>
             <w:sdtContent>
               <w:p>
+                <w:pPr>
+                  <w:rPr>
+                    <w:color w:val="F2F2F2" w:themeColor="background1" w:themeShade="F2"/>
+                  </w:rPr>
+                </w:pPr>
                 <w:r>
+                  <w:rPr>
+                    <w:color w:val="F2F2F2" w:themeColor="background1" w:themeShade="F2"/>
+                  </w:rPr>
                   <w:t>EMAIL:</w:t>
                 </w:r>
               </w:p>
@@ -420,14 +455,21 @@
             <w:pPr>
               <w:rPr>
                 <w:rStyle w:val="Hyperlink"/>
+                <w:color w:val="F2F2F2" w:themeColor="background1" w:themeShade="F2"/>
               </w:rPr>
             </w:pPr>
             <w:r>
+              <w:rPr>
+                <w:color w:val="F2F2F2" w:themeColor="background1" w:themeShade="F2"/>
+              </w:rPr>
               <w:t>daihai971@yahoo.fr</w:t>
             </w:r>
           </w:p>
           <w:sdt>
             <w:sdtPr>
+              <w:rPr>
+                <w:color w:val="F2F2F2" w:themeColor="background1" w:themeShade="F2"/>
+              </w:rPr>
               <w:id w:val="-1444214663"/>
               <w:placeholder>
                 <w:docPart w:val="D8BC0875E92E448DBFB9065CFF5A50F3"/>
@@ -441,16 +483,30 @@
               <w:p>
                 <w:pPr>
                   <w:pStyle w:val="Heading3"/>
+                  <w:rPr>
+                    <w:color w:val="F2F2F2" w:themeColor="background1" w:themeShade="F2"/>
+                  </w:rPr>
                 </w:pPr>
                 <w:r>
+                  <w:rPr>
+                    <w:color w:val="F2F2F2" w:themeColor="background1" w:themeShade="F2"/>
+                  </w:rPr>
                   <w:t>Hobbies</w:t>
                 </w:r>
               </w:p>
             </w:sdtContent>
           </w:sdt>
           <w:p>
+            <w:pPr>
+              <w:rPr>
+                <w:color w:val="F2F2F2" w:themeColor="background1" w:themeShade="F2"/>
+              </w:rPr>
+            </w:pPr>
             <w:sdt>
               <w:sdtPr>
+                <w:rPr>
+                  <w:color w:val="F2F2F2" w:themeColor="background1" w:themeShade="F2"/>
+                </w:rPr>
                 <w:id w:val="1444813694"/>
                 <w:placeholder>
                   <w:docPart w:val="1D55E42A203A4CF7A195FE223BB28836"/>
@@ -462,17 +518,31 @@
               <w:sdtEndPr/>
               <w:sdtContent>
                 <w:r>
+                  <w:rPr>
+                    <w:color w:val="F2F2F2" w:themeColor="background1" w:themeShade="F2"/>
+                  </w:rPr>
                   <w:t>Hobby #1</w:t>
                 </w:r>
               </w:sdtContent>
             </w:sdt>
             <w:r>
+              <w:rPr>
+                <w:color w:val="F2F2F2" w:themeColor="background1" w:themeShade="F2"/>
+              </w:rPr>
               <w:t xml:space="preserve"> Kick Boxing</w:t>
             </w:r>
           </w:p>
           <w:p>
+            <w:pPr>
+              <w:rPr>
+                <w:color w:val="F2F2F2" w:themeColor="background1" w:themeShade="F2"/>
+              </w:rPr>
+            </w:pPr>
             <w:sdt>
               <w:sdtPr>
+                <w:rPr>
+                  <w:color w:val="F2F2F2" w:themeColor="background1" w:themeShade="F2"/>
+                </w:rPr>
                 <w:id w:val="127826779"/>
                 <w:placeholder>
                   <w:docPart w:val="E73A74597543400287550C3957F00155"/>
@@ -484,17 +554,31 @@
               <w:sdtEndPr/>
               <w:sdtContent>
                 <w:r>
+                  <w:rPr>
+                    <w:color w:val="F2F2F2" w:themeColor="background1" w:themeShade="F2"/>
+                  </w:rPr>
                   <w:t>Hobby #2</w:t>
                 </w:r>
               </w:sdtContent>
             </w:sdt>
             <w:r>
+              <w:rPr>
+                <w:color w:val="F2F2F2" w:themeColor="background1" w:themeShade="F2"/>
+              </w:rPr>
               <w:t xml:space="preserve"> Traveling</w:t>
             </w:r>
           </w:p>
           <w:p>
+            <w:pPr>
+              <w:rPr>
+                <w:color w:val="F2F2F2" w:themeColor="background1" w:themeShade="F2"/>
+              </w:rPr>
+            </w:pPr>
             <w:sdt>
               <w:sdtPr>
+                <w:rPr>
+                  <w:color w:val="F2F2F2" w:themeColor="background1" w:themeShade="F2"/>
+                </w:rPr>
                 <w:id w:val="-1460640448"/>
                 <w:placeholder>
                   <w:docPart w:val="017E6CF7CA3E479FA59C173EC3E9B4A1"/>
@@ -506,17 +590,31 @@
               <w:sdtEndPr/>
               <w:sdtContent>
                 <w:r>
+                  <w:rPr>
+                    <w:color w:val="F2F2F2" w:themeColor="background1" w:themeShade="F2"/>
+                  </w:rPr>
                   <w:t>Hobby #3</w:t>
                 </w:r>
               </w:sdtContent>
             </w:sdt>
             <w:r>
+              <w:rPr>
+                <w:color w:val="F2F2F2" w:themeColor="background1" w:themeShade="F2"/>
+              </w:rPr>
               <w:t xml:space="preserve"> Trading</w:t>
             </w:r>
           </w:p>
           <w:p>
+            <w:pPr>
+              <w:rPr>
+                <w:color w:val="F2F2F2" w:themeColor="background1" w:themeShade="F2"/>
+              </w:rPr>
+            </w:pPr>
             <w:sdt>
               <w:sdtPr>
+                <w:rPr>
+                  <w:color w:val="F2F2F2" w:themeColor="background1" w:themeShade="F2"/>
+                </w:rPr>
                 <w:id w:val="-1376452077"/>
                 <w:placeholder>
                   <w:docPart w:val="77A0B69FAE2A40C8A8B81ABBAA6B4DE1"/>
@@ -528,11 +626,17 @@
               <w:sdtEndPr/>
               <w:sdtContent>
                 <w:r>
+                  <w:rPr>
+                    <w:color w:val="F2F2F2" w:themeColor="background1" w:themeShade="F2"/>
+                  </w:rPr>
                   <w:t>Hobby #4</w:t>
                 </w:r>
               </w:sdtContent>
             </w:sdt>
             <w:r>
+              <w:rPr>
+                <w:color w:val="F2F2F2" w:themeColor="background1" w:themeShade="F2"/>
+              </w:rPr>
               <w:t xml:space="preserve"> Sailing</w:t>
             </w:r>
           </w:p>
@@ -546,6 +650,9 @@
               <w:tabs>
                 <w:tab w:val="left" w:pos="990"/>
               </w:tabs>
+              <w:rPr>
+                <w:color w:val="F2F2F2" w:themeColor="background1" w:themeShade="F2"/>
+              </w:rPr>
             </w:pPr>
           </w:p>
         </w:tc>
@@ -609,13 +716,8 @@
             </w:r>
           </w:p>
           <w:p>
-            <w:proofErr w:type="spellStart"/>
-            <w:r>
-              <w:t>Hight</w:t>
-            </w:r>
-            <w:proofErr w:type="spellEnd"/>
-            <w:r>
-              <w:t xml:space="preserve"> School diploma </w:t>
+            <w:r>
+              <w:t xml:space="preserve">Hight School diploma </w:t>
             </w:r>
           </w:p>
           <w:p>
@@ -640,10 +742,7 @@
               <w:pStyle w:val="Date"/>
             </w:pPr>
             <w:r>
-              <w:t>September 2</w:t>
-            </w:r>
-            <w:r>
-              <w:t>006</w:t>
+              <w:t>September 2006</w:t>
             </w:r>
             <w:r>
               <w:t xml:space="preserve"> </w:t>
@@ -660,18 +759,12 @@
             </w:r>
             <w:proofErr w:type="spellEnd"/>
             <w:r>
-              <w:t xml:space="preserve"> </w:t>
-            </w:r>
-            <w:r>
-              <w:t>2008</w:t>
+              <w:t xml:space="preserve"> 2008</w:t>
             </w:r>
           </w:p>
           <w:p>
             <w:r>
-              <w:t>First</w:t>
-            </w:r>
-            <w:r>
-              <w:t xml:space="preserve"> diploma </w:t>
+              <w:t xml:space="preserve">First diploma </w:t>
             </w:r>
           </w:p>
           <w:p>
@@ -706,213 +799,148 @@
             </w:sdtContent>
           </w:sdt>
           <w:p>
-            <w:pPr>
-              <w:pStyle w:val="Heading4"/>
-              <w:rPr>
-                <w:bCs/>
-              </w:rPr>
-            </w:pPr>
-            <w:r>
-              <w:t>YES SAIGON</w:t>
+            <w:r>
+              <w:t>Work</w:t>
+            </w:r>
+            <w:r>
+              <w:t>ing</w:t>
             </w:r>
             <w:r>
               <w:t xml:space="preserve"> </w:t>
             </w:r>
-            <w:proofErr w:type="gramStart"/>
-            <w:r>
-              <w:t>Project</w:t>
-            </w:r>
-            <w:r>
-              <w:t xml:space="preserve"> </w:t>
-            </w:r>
-            <w:r>
-              <w:t xml:space="preserve"> </w:t>
-            </w:r>
-            <w:r>
-              <w:t>Front</w:t>
-            </w:r>
-            <w:proofErr w:type="gramEnd"/>
-            <w:r>
-              <w:t>-End developer</w:t>
+            <w:r>
+              <w:t>at</w:t>
+            </w:r>
+            <w:r>
+              <w:t xml:space="preserve"> NIFTIT since </w:t>
+            </w:r>
+            <w:r>
+              <w:t>October</w:t>
+            </w:r>
+            <w:r>
+              <w:t xml:space="preserve"> 202</w:t>
+            </w:r>
+            <w:r>
+              <w:t>2</w:t>
+            </w:r>
+            <w:r>
+              <w:t>.</w:t>
+            </w:r>
+          </w:p>
+          <w:p>
+            <w:r>
+              <w:t xml:space="preserve">Pls </w:t>
+            </w:r>
+            <w:r>
+              <w:t>have a look on my online CV at:</w:t>
             </w:r>
           </w:p>
           <w:p>
             <w:pPr>
-              <w:pStyle w:val="Date"/>
+              <w:rPr>
+                <w:rStyle w:val="Hyperlink"/>
+              </w:rPr>
             </w:pPr>
             <w:r>
-              <w:t>15 April 2022 to 15 may 2022</w:t>
+              <w:fldChar w:fldCharType="begin"/>
+            </w:r>
+            <w:r>
+              <w:instrText>HYPERLINK "https://haikhung.github.io/resume/"</w:instrText>
+            </w:r>
+            <w:r>
+              <w:fldChar w:fldCharType="separate"/>
+            </w:r>
+            <w:r>
+              <w:rPr>
+                <w:rStyle w:val="Hyperlink"/>
+              </w:rPr>
+              <w:t>https://haikhung.github.io/resume/</w:t>
             </w:r>
           </w:p>
           <w:p>
             <w:r>
-              <w:t xml:space="preserve">Freelance project for </w:t>
-            </w:r>
-            <w:proofErr w:type="spellStart"/>
-            <w:r>
-              <w:t>Niftit</w:t>
-            </w:r>
-            <w:proofErr w:type="spellEnd"/>
-            <w:r>
-              <w:t xml:space="preserve">, front-end </w:t>
-            </w:r>
-            <w:proofErr w:type="spellStart"/>
-            <w:r>
-              <w:t>maked</w:t>
-            </w:r>
-            <w:proofErr w:type="spellEnd"/>
-            <w:r>
-              <w:t xml:space="preserve"> with HTML5, SCSS, </w:t>
-            </w:r>
-            <w:proofErr w:type="spellStart"/>
-            <w:r>
-              <w:t>Bootsrap</w:t>
-            </w:r>
-            <w:proofErr w:type="spellEnd"/>
-            <w:r>
-              <w:t xml:space="preserve"> 5 and vue.js</w:t>
-            </w:r>
-            <w:r>
-              <w:t xml:space="preserve"> </w:t>
-            </w:r>
-          </w:p>
-          <w:p/>
-          <w:p>
-            <w:pPr>
-              <w:pStyle w:val="Heading4"/>
-              <w:rPr>
-                <w:bCs/>
-              </w:rPr>
-            </w:pPr>
-            <w:r>
-              <w:t xml:space="preserve">VOA </w:t>
-            </w:r>
-            <w:proofErr w:type="gramStart"/>
-            <w:r>
-              <w:t>Project</w:t>
-            </w:r>
-            <w:r>
-              <w:t xml:space="preserve">  </w:t>
-            </w:r>
-            <w:r>
-              <w:t>Front</w:t>
-            </w:r>
-            <w:proofErr w:type="gramEnd"/>
-            <w:r>
-              <w:t>-End developer</w:t>
+              <w:fldChar w:fldCharType="end"/>
             </w:r>
           </w:p>
           <w:p>
             <w:pPr>
-              <w:pStyle w:val="Date"/>
+              <w:pStyle w:val="Heading2"/>
+              <w:rPr>
+                <w:rFonts w:asciiTheme="minorHAnsi" w:eastAsiaTheme="minorEastAsia" w:hAnsiTheme="minorHAnsi" w:cstheme="minorBidi"/>
+                <w:sz w:val="24"/>
+                <w:szCs w:val="24"/>
+              </w:rPr>
             </w:pPr>
-            <w:proofErr w:type="spellStart"/>
-            <w:r>
-              <w:t>february</w:t>
-            </w:r>
-            <w:proofErr w:type="spellEnd"/>
-            <w:r>
-              <w:t xml:space="preserve"> 2022 to mars 2022</w:t>
+            <w:r>
+              <w:t>Website list</w:t>
             </w:r>
           </w:p>
           <w:p>
-            <w:r>
-              <w:t xml:space="preserve">Volunteers </w:t>
-            </w:r>
-            <w:proofErr w:type="gramStart"/>
-            <w:r>
-              <w:t>Of</w:t>
-            </w:r>
-            <w:proofErr w:type="gramEnd"/>
-            <w:r>
-              <w:t xml:space="preserve"> America project did for </w:t>
-            </w:r>
-            <w:proofErr w:type="spellStart"/>
-            <w:r>
-              <w:t>Nifit</w:t>
-            </w:r>
-            <w:proofErr w:type="spellEnd"/>
-            <w:r>
-              <w:t xml:space="preserve"> company, on freelance with, HTML5, CSS, Bootstrap 5, </w:t>
-            </w:r>
-            <w:proofErr w:type="spellStart"/>
-            <w:r>
-              <w:t>Javascript</w:t>
-            </w:r>
-            <w:proofErr w:type="spellEnd"/>
-          </w:p>
-          <w:p/>
-          <w:p>
-            <w:pPr>
-              <w:pStyle w:val="Heading4"/>
-              <w:rPr>
-                <w:bCs/>
-              </w:rPr>
-            </w:pPr>
-            <w:r>
-              <w:t xml:space="preserve">CCBQ </w:t>
-            </w:r>
-            <w:proofErr w:type="gramStart"/>
-            <w:r>
-              <w:t>Project</w:t>
-            </w:r>
-            <w:r>
-              <w:t xml:space="preserve">  </w:t>
-            </w:r>
-            <w:r>
-              <w:t>Front</w:t>
-            </w:r>
-            <w:proofErr w:type="gramEnd"/>
-            <w:r>
-              <w:t>-End developer</w:t>
+            <w:hyperlink r:id="rId10" w:history="1">
+              <w:r>
+                <w:rPr>
+                  <w:rStyle w:val="Hyperlink"/>
+                </w:rPr>
+                <w:t>https://urbanisations.com/</w:t>
+              </w:r>
+            </w:hyperlink>
+            <w:r>
+              <w:t xml:space="preserve"> </w:t>
+            </w:r>
+            <w:r>
+              <w:t>(In Progress)</w:t>
             </w:r>
           </w:p>
           <w:p>
-            <w:pPr>
-              <w:pStyle w:val="Date"/>
-            </w:pPr>
-            <w:r>
-              <w:t xml:space="preserve">15 </w:t>
-            </w:r>
-            <w:proofErr w:type="spellStart"/>
-            <w:r>
-              <w:t>december</w:t>
-            </w:r>
-            <w:proofErr w:type="spellEnd"/>
-            <w:r>
-              <w:t xml:space="preserve"> 2021 to 15 </w:t>
-            </w:r>
-            <w:proofErr w:type="spellStart"/>
-            <w:r>
-              <w:t>january</w:t>
-            </w:r>
-            <w:proofErr w:type="spellEnd"/>
-            <w:r>
-              <w:t xml:space="preserve"> 2022</w:t>
-            </w:r>
+            <w:hyperlink r:id="rId11" w:history="1">
+              <w:r>
+                <w:rPr>
+                  <w:rStyle w:val="Hyperlink"/>
+                </w:rPr>
+                <w:t>https://www.fsvc.org/</w:t>
+              </w:r>
+            </w:hyperlink>
           </w:p>
           <w:p>
-            <w:r>
-              <w:t xml:space="preserve">Catholics Charities of Brooklyn $ Queens project did for </w:t>
-            </w:r>
-            <w:proofErr w:type="spellStart"/>
-            <w:r>
-              <w:t>Niftit</w:t>
-            </w:r>
-            <w:proofErr w:type="spellEnd"/>
-            <w:r>
-              <w:t xml:space="preserve"> company, on freelance with HTML5, CSS, Bootstrap 5, </w:t>
-            </w:r>
-            <w:proofErr w:type="spellStart"/>
-            <w:r>
-              <w:t>Javascript</w:t>
-            </w:r>
-            <w:proofErr w:type="spellEnd"/>
-            <w:r>
-              <w:t xml:space="preserve"> </w:t>
-            </w:r>
+            <w:hyperlink r:id="rId12" w:history="1">
+              <w:r>
+                <w:rPr>
+                  <w:rStyle w:val="Hyperlink"/>
+                </w:rPr>
+                <w:t>https://lppmrentals.com/</w:t>
+              </w:r>
+            </w:hyperlink>
           </w:p>
-          <w:p/>
+          <w:p>
+            <w:hyperlink r:id="rId13" w:history="1">
+              <w:r>
+                <w:rPr>
+                  <w:rStyle w:val="Hyperlink"/>
+                </w:rPr>
+                <w:t>https://www.niftit.com/</w:t>
+              </w:r>
+            </w:hyperlink>
+          </w:p>
+          <w:p>
+            <w:hyperlink r:id="rId14" w:history="1">
+              <w:r>
+                <w:rPr>
+                  <w:rStyle w:val="Hyperlink"/>
+                </w:rPr>
+                <w:t>https://yessaigon.com/</w:t>
+              </w:r>
+            </w:hyperlink>
+          </w:p>
+          <w:p>
+            <w:hyperlink r:id="rId15" w:history="1">
+              <w:r>
+                <w:rPr>
+                  <w:rStyle w:val="Hyperlink"/>
+                </w:rPr>
+                <w:t>https://paramountdw.com/</w:t>
+              </w:r>
+            </w:hyperlink>
+          </w:p>
           <w:sdt>
             <w:sdtPr>
               <w:id w:val="1669594239"/>
@@ -954,14 +982,14 @@
                 <w:lang w:eastAsia="en-US"/>
               </w:rPr>
               <w:drawing>
-                <wp:inline distT="0" distB="0" distL="0" distR="0" wp14:anchorId="5AFFFF85" wp14:editId="29FA67EF">
+                <wp:inline distT="0" distB="0" distL="0" distR="0" wp14:anchorId="14756398" wp14:editId="3F4E4C8D">
                   <wp:extent cx="3737610" cy="1257300"/>
                   <wp:effectExtent l="0" t="0" r="0" b="0"/>
                   <wp:docPr id="12" name="Chart 12" descr="skills chart"/>
                   <wp:cNvGraphicFramePr/>
                   <a:graphic xmlns:a="http://schemas.openxmlformats.org/drawingml/2006/main">
                     <a:graphicData uri="http://schemas.openxmlformats.org/drawingml/2006/chart">
-                      <c:chart xmlns:c="http://schemas.openxmlformats.org/drawingml/2006/chart" xmlns:r="http://schemas.openxmlformats.org/officeDocument/2006/relationships" r:id="rId10"/>
+                      <c:chart xmlns:c="http://schemas.openxmlformats.org/drawingml/2006/chart" xmlns:r="http://schemas.openxmlformats.org/officeDocument/2006/relationships" r:id="rId16"/>
                     </a:graphicData>
                   </a:graphic>
                 </wp:inline>
@@ -979,7 +1007,7 @@
       </w:pPr>
     </w:p>
     <w:sectPr>
-      <w:headerReference w:type="default" r:id="rId11"/>
+      <w:headerReference w:type="default" r:id="rId17"/>
       <w:pgSz w:w="12240" w:h="15840"/>
       <w:pgMar w:top="720" w:right="720" w:bottom="720" w:left="720" w:header="720" w:footer="720" w:gutter="0"/>
       <w:cols w:space="720"/>
@@ -990,7 +1018,7 @@
 </file>
 
 <file path=word/endnotes.xml><?xml version="1.0" encoding="utf-8"?>
-<w:endnotes xmlns:wpc="http://schemas.microsoft.com/office/word/2010/wordprocessingCanvas" xmlns:cx="http://schemas.microsoft.com/office/drawing/2014/chartex" xmlns:mc="http://schemas.openxmlformats.org/markup-compatibility/2006" xmlns:o="urn:schemas-microsoft-com:office:office" xmlns:r="http://schemas.openxmlformats.org/officeDocument/2006/relationships" xmlns:m="http://schemas.openxmlformats.org/officeDocument/2006/math" xmlns:v="urn:schemas-microsoft-com:vml" xmlns:wp14="http://schemas.microsoft.com/office/word/2010/wordprocessingDrawing" xmlns:wp="http://schemas.openxmlformats.org/drawingml/2006/wordprocessingDrawing" xmlns:w10="urn:schemas-microsoft-com:office:word" xmlns:w="http://schemas.openxmlformats.org/wordprocessingml/2006/main" xmlns:w14="http://schemas.microsoft.com/office/word/2010/wordml" xmlns:w15="http://schemas.microsoft.com/office/word/2012/wordml" xmlns:w16se="http://schemas.microsoft.com/office/word/2015/wordml/symex" xmlns:wpg="http://schemas.microsoft.com/office/word/2010/wordprocessingGroup" xmlns:wpi="http://schemas.microsoft.com/office/word/2010/wordprocessingInk" xmlns:wne="http://schemas.microsoft.com/office/word/2006/wordml" xmlns:wps="http://schemas.microsoft.com/office/word/2010/wordprocessingShape" mc:Ignorable="w14 w15 w16se wp14">
+<w:endnotes xmlns:wpc="http://schemas.microsoft.com/office/word/2010/wordprocessingCanvas" xmlns:cx="http://schemas.microsoft.com/office/drawing/2014/chartex" xmlns:cx1="http://schemas.microsoft.com/office/drawing/2015/9/8/chartex" xmlns:cx2="http://schemas.microsoft.com/office/drawing/2015/10/21/chartex" xmlns:cx3="http://schemas.microsoft.com/office/drawing/2016/5/9/chartex" xmlns:cx4="http://schemas.microsoft.com/office/drawing/2016/5/10/chartex" xmlns:cx5="http://schemas.microsoft.com/office/drawing/2016/5/11/chartex" xmlns:cx6="http://schemas.microsoft.com/office/drawing/2016/5/12/chartex" xmlns:cx7="http://schemas.microsoft.com/office/drawing/2016/5/13/chartex" xmlns:cx8="http://schemas.microsoft.com/office/drawing/2016/5/14/chartex" xmlns:mc="http://schemas.openxmlformats.org/markup-compatibility/2006" xmlns:aink="http://schemas.microsoft.com/office/drawing/2016/ink" xmlns:am3d="http://schemas.microsoft.com/office/drawing/2017/model3d" xmlns:o="urn:schemas-microsoft-com:office:office" xmlns:oel="http://schemas.microsoft.com/office/2019/extlst" xmlns:r="http://schemas.openxmlformats.org/officeDocument/2006/relationships" xmlns:m="http://schemas.openxmlformats.org/officeDocument/2006/math" xmlns:v="urn:schemas-microsoft-com:vml" xmlns:wp14="http://schemas.microsoft.com/office/word/2010/wordprocessingDrawing" xmlns:wp="http://schemas.openxmlformats.org/drawingml/2006/wordprocessingDrawing" xmlns:w10="urn:schemas-microsoft-com:office:word" xmlns:w="http://schemas.openxmlformats.org/wordprocessingml/2006/main" xmlns:w14="http://schemas.microsoft.com/office/word/2010/wordml" xmlns:w15="http://schemas.microsoft.com/office/word/2012/wordml" xmlns:w16cex="http://schemas.microsoft.com/office/word/2018/wordml/cex" xmlns:w16cid="http://schemas.microsoft.com/office/word/2016/wordml/cid" xmlns:w16="http://schemas.microsoft.com/office/word/2018/wordml" xmlns:w16du="http://schemas.microsoft.com/office/word/2023/wordml/word16du" xmlns:w16sdtdh="http://schemas.microsoft.com/office/word/2020/wordml/sdtdatahash" xmlns:w16se="http://schemas.microsoft.com/office/word/2015/wordml/symex" xmlns:wpg="http://schemas.microsoft.com/office/word/2010/wordprocessingGroup" xmlns:wpi="http://schemas.microsoft.com/office/word/2010/wordprocessingInk" xmlns:wne="http://schemas.microsoft.com/office/word/2006/wordml" xmlns:wps="http://schemas.microsoft.com/office/word/2010/wordprocessingShape" mc:Ignorable="w14 w15 w16se w16cid w16 w16cex w16sdtdh w16du wp14">
   <w:endnote w:type="separator" w:id="-1">
     <w:p>
       <w:r>
@@ -1005,11 +1033,14 @@
       </w:r>
     </w:p>
   </w:endnote>
+  <w:endnote w:type="continuationNotice" w:id="1">
+    <w:p/>
+  </w:endnote>
 </w:endnotes>
 </file>
 
 <file path=word/footnotes.xml><?xml version="1.0" encoding="utf-8"?>
-<w:footnotes xmlns:wpc="http://schemas.microsoft.com/office/word/2010/wordprocessingCanvas" xmlns:cx="http://schemas.microsoft.com/office/drawing/2014/chartex" xmlns:mc="http://schemas.openxmlformats.org/markup-compatibility/2006" xmlns:o="urn:schemas-microsoft-com:office:office" xmlns:r="http://schemas.openxmlformats.org/officeDocument/2006/relationships" xmlns:m="http://schemas.openxmlformats.org/officeDocument/2006/math" xmlns:v="urn:schemas-microsoft-com:vml" xmlns:wp14="http://schemas.microsoft.com/office/word/2010/wordprocessingDrawing" xmlns:wp="http://schemas.openxmlformats.org/drawingml/2006/wordprocessingDrawing" xmlns:w10="urn:schemas-microsoft-com:office:word" xmlns:w="http://schemas.openxmlformats.org/wordprocessingml/2006/main" xmlns:w14="http://schemas.microsoft.com/office/word/2010/wordml" xmlns:w15="http://schemas.microsoft.com/office/word/2012/wordml" xmlns:w16se="http://schemas.microsoft.com/office/word/2015/wordml/symex" xmlns:wpg="http://schemas.microsoft.com/office/word/2010/wordprocessingGroup" xmlns:wpi="http://schemas.microsoft.com/office/word/2010/wordprocessingInk" xmlns:wne="http://schemas.microsoft.com/office/word/2006/wordml" xmlns:wps="http://schemas.microsoft.com/office/word/2010/wordprocessingShape" mc:Ignorable="w14 w15 w16se wp14">
+<w:footnotes xmlns:wpc="http://schemas.microsoft.com/office/word/2010/wordprocessingCanvas" xmlns:cx="http://schemas.microsoft.com/office/drawing/2014/chartex" xmlns:cx1="http://schemas.microsoft.com/office/drawing/2015/9/8/chartex" xmlns:cx2="http://schemas.microsoft.com/office/drawing/2015/10/21/chartex" xmlns:cx3="http://schemas.microsoft.com/office/drawing/2016/5/9/chartex" xmlns:cx4="http://schemas.microsoft.com/office/drawing/2016/5/10/chartex" xmlns:cx5="http://schemas.microsoft.com/office/drawing/2016/5/11/chartex" xmlns:cx6="http://schemas.microsoft.com/office/drawing/2016/5/12/chartex" xmlns:cx7="http://schemas.microsoft.com/office/drawing/2016/5/13/chartex" xmlns:cx8="http://schemas.microsoft.com/office/drawing/2016/5/14/chartex" xmlns:mc="http://schemas.openxmlformats.org/markup-compatibility/2006" xmlns:aink="http://schemas.microsoft.com/office/drawing/2016/ink" xmlns:am3d="http://schemas.microsoft.com/office/drawing/2017/model3d" xmlns:o="urn:schemas-microsoft-com:office:office" xmlns:oel="http://schemas.microsoft.com/office/2019/extlst" xmlns:r="http://schemas.openxmlformats.org/officeDocument/2006/relationships" xmlns:m="http://schemas.openxmlformats.org/officeDocument/2006/math" xmlns:v="urn:schemas-microsoft-com:vml" xmlns:wp14="http://schemas.microsoft.com/office/word/2010/wordprocessingDrawing" xmlns:wp="http://schemas.openxmlformats.org/drawingml/2006/wordprocessingDrawing" xmlns:w10="urn:schemas-microsoft-com:office:word" xmlns:w="http://schemas.openxmlformats.org/wordprocessingml/2006/main" xmlns:w14="http://schemas.microsoft.com/office/word/2010/wordml" xmlns:w15="http://schemas.microsoft.com/office/word/2012/wordml" xmlns:w16cex="http://schemas.microsoft.com/office/word/2018/wordml/cex" xmlns:w16cid="http://schemas.microsoft.com/office/word/2016/wordml/cid" xmlns:w16="http://schemas.microsoft.com/office/word/2018/wordml" xmlns:w16du="http://schemas.microsoft.com/office/word/2023/wordml/word16du" xmlns:w16sdtdh="http://schemas.microsoft.com/office/word/2020/wordml/sdtdatahash" xmlns:w16se="http://schemas.microsoft.com/office/word/2015/wordml/symex" xmlns:wpg="http://schemas.microsoft.com/office/word/2010/wordprocessingGroup" xmlns:wpi="http://schemas.microsoft.com/office/word/2010/wordprocessingInk" xmlns:wne="http://schemas.microsoft.com/office/word/2006/wordml" xmlns:wps="http://schemas.microsoft.com/office/word/2010/wordprocessingShape" mc:Ignorable="w14 w15 w16se w16cid w16 w16cex w16sdtdh w16du wp14">
   <w:footnote w:type="separator" w:id="-1">
     <w:p>
       <w:r>
@@ -1024,11 +1055,14 @@
       </w:r>
     </w:p>
   </w:footnote>
+  <w:footnote w:type="continuationNotice" w:id="1">
+    <w:p/>
+  </w:footnote>
 </w:footnotes>
 </file>
 
 <file path=word/header1.xml><?xml version="1.0" encoding="utf-8"?>
-<w:hdr xmlns:wpc="http://schemas.microsoft.com/office/word/2010/wordprocessingCanvas" xmlns:cx="http://schemas.microsoft.com/office/drawing/2014/chartex" xmlns:mc="http://schemas.openxmlformats.org/markup-compatibility/2006" xmlns:o="urn:schemas-microsoft-com:office:office" xmlns:r="http://schemas.openxmlformats.org/officeDocument/2006/relationships" xmlns:m="http://schemas.openxmlformats.org/officeDocument/2006/math" xmlns:v="urn:schemas-microsoft-com:vml" xmlns:wp14="http://schemas.microsoft.com/office/word/2010/wordprocessingDrawing" xmlns:wp="http://schemas.openxmlformats.org/drawingml/2006/wordprocessingDrawing" xmlns:w10="urn:schemas-microsoft-com:office:word" xmlns:w="http://schemas.openxmlformats.org/wordprocessingml/2006/main" xmlns:w14="http://schemas.microsoft.com/office/word/2010/wordml" xmlns:w15="http://schemas.microsoft.com/office/word/2012/wordml" xmlns:w16se="http://schemas.microsoft.com/office/word/2015/wordml/symex" xmlns:wpg="http://schemas.microsoft.com/office/word/2010/wordprocessingGroup" xmlns:wpi="http://schemas.microsoft.com/office/word/2010/wordprocessingInk" xmlns:wne="http://schemas.microsoft.com/office/word/2006/wordml" xmlns:wps="http://schemas.microsoft.com/office/word/2010/wordprocessingShape" mc:Ignorable="w14 w15 w16se wp14">
+<w:hdr xmlns:wpc="http://schemas.microsoft.com/office/word/2010/wordprocessingCanvas" xmlns:cx="http://schemas.microsoft.com/office/drawing/2014/chartex" xmlns:cx1="http://schemas.microsoft.com/office/drawing/2015/9/8/chartex" xmlns:cx2="http://schemas.microsoft.com/office/drawing/2015/10/21/chartex" xmlns:cx3="http://schemas.microsoft.com/office/drawing/2016/5/9/chartex" xmlns:cx4="http://schemas.microsoft.com/office/drawing/2016/5/10/chartex" xmlns:cx5="http://schemas.microsoft.com/office/drawing/2016/5/11/chartex" xmlns:cx6="http://schemas.microsoft.com/office/drawing/2016/5/12/chartex" xmlns:cx7="http://schemas.microsoft.com/office/drawing/2016/5/13/chartex" xmlns:cx8="http://schemas.microsoft.com/office/drawing/2016/5/14/chartex" xmlns:mc="http://schemas.openxmlformats.org/markup-compatibility/2006" xmlns:aink="http://schemas.microsoft.com/office/drawing/2016/ink" xmlns:am3d="http://schemas.microsoft.com/office/drawing/2017/model3d" xmlns:o="urn:schemas-microsoft-com:office:office" xmlns:oel="http://schemas.microsoft.com/office/2019/extlst" xmlns:r="http://schemas.openxmlformats.org/officeDocument/2006/relationships" xmlns:m="http://schemas.openxmlformats.org/officeDocument/2006/math" xmlns:v="urn:schemas-microsoft-com:vml" xmlns:wp14="http://schemas.microsoft.com/office/word/2010/wordprocessingDrawing" xmlns:wp="http://schemas.openxmlformats.org/drawingml/2006/wordprocessingDrawing" xmlns:w10="urn:schemas-microsoft-com:office:word" xmlns:w="http://schemas.openxmlformats.org/wordprocessingml/2006/main" xmlns:w14="http://schemas.microsoft.com/office/word/2010/wordml" xmlns:w15="http://schemas.microsoft.com/office/word/2012/wordml" xmlns:w16cex="http://schemas.microsoft.com/office/word/2018/wordml/cex" xmlns:w16cid="http://schemas.microsoft.com/office/word/2016/wordml/cid" xmlns:w16="http://schemas.microsoft.com/office/word/2018/wordml" xmlns:w16du="http://schemas.microsoft.com/office/word/2023/wordml/word16du" xmlns:w16sdtdh="http://schemas.microsoft.com/office/word/2020/wordml/sdtdatahash" xmlns:w16se="http://schemas.microsoft.com/office/word/2015/wordml/symex" xmlns:wpg="http://schemas.microsoft.com/office/word/2010/wordprocessingGroup" xmlns:wpi="http://schemas.microsoft.com/office/word/2010/wordprocessingInk" xmlns:wne="http://schemas.microsoft.com/office/word/2006/wordml" xmlns:wps="http://schemas.microsoft.com/office/word/2010/wordprocessingShape" mc:Ignorable="w14 w15 w16se w16cid w16 w16cex w16sdtdh w16du wp14">
   <w:p>
     <w:pPr>
       <w:pStyle w:val="Header"/>
@@ -1039,12 +1073,12 @@
         <w:lang w:eastAsia="en-US"/>
       </w:rPr>
       <w:drawing>
-        <wp:anchor distT="0" distB="0" distL="114300" distR="114300" simplePos="0" relativeHeight="251658240" behindDoc="1" locked="0" layoutInCell="1" allowOverlap="1" wp14:anchorId="4D6F4968" wp14:editId="13F63768">
+        <wp:anchor distT="0" distB="0" distL="114300" distR="114300" simplePos="0" relativeHeight="251658240" behindDoc="1" locked="0" layoutInCell="1" allowOverlap="1" wp14:anchorId="1475639F" wp14:editId="719E83EA">
           <wp:simplePos x="0" y="0"/>
-          <wp:positionH relativeFrom="page">
+          <wp:positionH relativeFrom="margin">
             <wp:align>center</wp:align>
           </wp:positionH>
-          <wp:positionV relativeFrom="page">
+          <wp:positionV relativeFrom="margin">
             <wp:align>center</wp:align>
           </wp:positionV>
           <wp:extent cx="7260336" cy="9628632"/>
@@ -1053,7 +1087,7 @@
           <wp:docPr id="3" name="Graphic 3">
             <a:extLst xmlns:a="http://schemas.openxmlformats.org/drawingml/2006/main">
               <a:ext uri="{C183D7F6-B498-43B3-948B-1728B52AA6E4}">
-                <adec:decorative xmlns:adec="http://schemas.microsoft.com/office/drawing/2017/decorative" xmlns:w16cid="http://schemas.microsoft.com/office/word/2016/wordml/cid" xmlns:w="http://schemas.openxmlformats.org/wordprocessingml/2006/main" xmlns:w10="urn:schemas-microsoft-com:office:word" xmlns:v="urn:schemas-microsoft-com:vml" xmlns:o="urn:schemas-microsoft-com:office:office" xmlns:am3d="http://schemas.microsoft.com/office/drawing/2017/model3d" xmlns:aink="http://schemas.microsoft.com/office/drawing/2016/ink" xmlns:cx8="http://schemas.microsoft.com/office/drawing/2016/5/14/chartex" xmlns:cx7="http://schemas.microsoft.com/office/drawing/2016/5/13/chartex" xmlns:cx6="http://schemas.microsoft.com/office/drawing/2016/5/12/chartex" xmlns:cx5="http://schemas.microsoft.com/office/drawing/2016/5/11/chartex" xmlns:cx4="http://schemas.microsoft.com/office/drawing/2016/5/10/chartex" xmlns:cx3="http://schemas.microsoft.com/office/drawing/2016/5/9/chartex" xmlns:cx2="http://schemas.microsoft.com/office/drawing/2015/10/21/chartex" xmlns:cx1="http://schemas.microsoft.com/office/drawing/2015/9/8/chartex" xmlns="" val="1"/>
+                <adec:decorative xmlns:adec="http://schemas.microsoft.com/office/drawing/2017/decorative" val="1"/>
               </a:ext>
             </a:extLst>
           </wp:docPr>
@@ -1074,7 +1108,7 @@
                         <a14:useLocalDpi xmlns:a14="http://schemas.microsoft.com/office/drawing/2010/main" val="0"/>
                       </a:ext>
                       <a:ext uri="{96DAC541-7B7A-43D3-8B79-37D633B846F1}">
-                        <asvg:svgBlip xmlns:asvg="http://schemas.microsoft.com/office/drawing/2016/SVG/main" xmlns:w16cid="http://schemas.microsoft.com/office/word/2016/wordml/cid" xmlns:w="http://schemas.openxmlformats.org/wordprocessingml/2006/main" xmlns:w10="urn:schemas-microsoft-com:office:word" xmlns:v="urn:schemas-microsoft-com:vml" xmlns:o="urn:schemas-microsoft-com:office:office" xmlns:am3d="http://schemas.microsoft.com/office/drawing/2017/model3d" xmlns:aink="http://schemas.microsoft.com/office/drawing/2016/ink" xmlns:cx8="http://schemas.microsoft.com/office/drawing/2016/5/14/chartex" xmlns:cx7="http://schemas.microsoft.com/office/drawing/2016/5/13/chartex" xmlns:cx6="http://schemas.microsoft.com/office/drawing/2016/5/12/chartex" xmlns:cx5="http://schemas.microsoft.com/office/drawing/2016/5/11/chartex" xmlns:cx4="http://schemas.microsoft.com/office/drawing/2016/5/10/chartex" xmlns:cx3="http://schemas.microsoft.com/office/drawing/2016/5/9/chartex" xmlns:cx2="http://schemas.microsoft.com/office/drawing/2015/10/21/chartex" xmlns:cx1="http://schemas.microsoft.com/office/drawing/2015/9/8/chartex" xmlns="" r:embed="rId2"/>
+                        <asvg:svgBlip xmlns:asvg="http://schemas.microsoft.com/office/drawing/2016/SVG/main" r:embed="rId2"/>
                       </a:ext>
                     </a:extLst>
                   </a:blip>
@@ -1108,7 +1142,7 @@
 </file>
 
 <file path=word/styles.xml><?xml version="1.0" encoding="utf-8"?>
-<w:styles xmlns:mc="http://schemas.openxmlformats.org/markup-compatibility/2006" xmlns:r="http://schemas.openxmlformats.org/officeDocument/2006/relationships" xmlns:w="http://schemas.openxmlformats.org/wordprocessingml/2006/main" xmlns:w14="http://schemas.microsoft.com/office/word/2010/wordml" xmlns:w15="http://schemas.microsoft.com/office/word/2012/wordml" xmlns:w16se="http://schemas.microsoft.com/office/word/2015/wordml/symex" mc:Ignorable="w14 w15 w16se">
+<w:styles xmlns:mc="http://schemas.openxmlformats.org/markup-compatibility/2006" xmlns:r="http://schemas.openxmlformats.org/officeDocument/2006/relationships" xmlns:w="http://schemas.openxmlformats.org/wordprocessingml/2006/main" xmlns:w14="http://schemas.microsoft.com/office/word/2010/wordml" xmlns:w15="http://schemas.microsoft.com/office/word/2012/wordml" xmlns:w16cex="http://schemas.microsoft.com/office/word/2018/wordml/cex" xmlns:w16cid="http://schemas.microsoft.com/office/word/2016/wordml/cid" xmlns:w16="http://schemas.microsoft.com/office/word/2018/wordml" xmlns:w16du="http://schemas.microsoft.com/office/word/2023/wordml/word16du" xmlns:w16sdtdh="http://schemas.microsoft.com/office/word/2020/wordml/sdtdatahash" xmlns:w16se="http://schemas.microsoft.com/office/word/2015/wordml/symex" mc:Ignorable="w14 w15 w16se w16cid w16 w16cex w16sdtdh w16du">
   <w:docDefaults>
     <w:rPrDefault>
       <w:rPr>
@@ -1120,7 +1154,7 @@
     </w:rPrDefault>
     <w:pPrDefault/>
   </w:docDefaults>
-  <w:latentStyles w:defLockedState="0" w:defUIPriority="99" w:defSemiHidden="0" w:defUnhideWhenUsed="0" w:defQFormat="0" w:count="371">
+  <w:latentStyles w:defLockedState="0" w:defUIPriority="99" w:defSemiHidden="0" w:defUnhideWhenUsed="0" w:defQFormat="0" w:count="376">
     <w:lsdException w:name="Normal" w:uiPriority="0" w:qFormat="1"/>
     <w:lsdException w:name="heading 1" w:uiPriority="9" w:qFormat="1"/>
     <w:lsdException w:name="heading 2" w:semiHidden="1" w:uiPriority="9" w:unhideWhenUsed="1" w:qFormat="1"/>
@@ -1492,6 +1526,11 @@
     <w:lsdException w:name="List Table 5 Dark Accent 6" w:uiPriority="50"/>
     <w:lsdException w:name="List Table 6 Colorful Accent 6" w:uiPriority="51"/>
     <w:lsdException w:name="List Table 7 Colorful Accent 6" w:uiPriority="52"/>
+    <w:lsdException w:name="Mention" w:semiHidden="1" w:unhideWhenUsed="1"/>
+    <w:lsdException w:name="Smart Hyperlink" w:semiHidden="1" w:unhideWhenUsed="1"/>
+    <w:lsdException w:name="Hashtag" w:semiHidden="1" w:unhideWhenUsed="1"/>
+    <w:lsdException w:name="Unresolved Mention" w:semiHidden="1" w:unhideWhenUsed="1"/>
+    <w:lsdException w:name="Smart Link" w:semiHidden="1" w:unhideWhenUsed="1"/>
   </w:latentStyles>
   <w:style w:type="paragraph" w:default="1" w:styleId="Normal">
     <w:name w:val="Normal"/>
@@ -1713,8 +1752,8 @@
       <w:u w:val="single"/>
     </w:rPr>
   </w:style>
-  <w:style w:type="character" w:customStyle="1" w:styleId="UnresolvedMention">
-    <w:name w:val="Unresolved Mention"/>
+  <w:style w:type="character" w:customStyle="1" w:styleId="UnresolvedMention1">
+    <w:name w:val="Unresolved Mention1"/>
     <w:basedOn w:val="DefaultParagraphFont"/>
     <w:uiPriority w:val="99"/>
     <w:semiHidden/>
@@ -1872,6 +1911,30 @@
       <w:sz w:val="24"/>
       <w:szCs w:val="24"/>
       <w:lang w:eastAsia="en-US"/>
+    </w:rPr>
+  </w:style>
+  <w:style w:type="character" w:styleId="UnresolvedMention">
+    <w:name w:val="Unresolved Mention"/>
+    <w:basedOn w:val="DefaultParagraphFont"/>
+    <w:uiPriority w:val="99"/>
+    <w:semiHidden/>
+    <w:unhideWhenUsed/>
+    <w:rsid w:val="0010728B"/>
+    <w:rPr>
+      <w:color w:val="605E5C"/>
+      <w:shd w:val="clear" w:color="auto" w:fill="E1DFDD"/>
+    </w:rPr>
+  </w:style>
+  <w:style w:type="character" w:styleId="FollowedHyperlink">
+    <w:name w:val="FollowedHyperlink"/>
+    <w:basedOn w:val="DefaultParagraphFont"/>
+    <w:uiPriority w:val="99"/>
+    <w:semiHidden/>
+    <w:unhideWhenUsed/>
+    <w:rsid w:val="002A58B7"/>
+    <w:rPr>
+      <w:color w:val="704404" w:themeColor="followedHyperlink"/>
+      <w:u w:val="single"/>
     </w:rPr>
   </w:style>
 </w:styles>
@@ -2011,7 +2074,7 @@
                   <c:v>SCSS</c:v>
                 </c:pt>
                 <c:pt idx="5">
-                  <c:v>CSS3</c:v>
+                  <c:v>PHP</c:v>
                 </c:pt>
                 <c:pt idx="6">
                   <c:v>HTML5</c:v>
@@ -2026,10 +2089,10 @@
                 <c:formatCode>General</c:formatCode>
                 <c:ptCount val="7"/>
                 <c:pt idx="0">
-                  <c:v>0.15</c:v>
+                  <c:v>0.8</c:v>
                 </c:pt>
                 <c:pt idx="1">
-                  <c:v>0.1</c:v>
+                  <c:v>0.4</c:v>
                 </c:pt>
                 <c:pt idx="2">
                   <c:v>0.3</c:v>
@@ -2038,10 +2101,10 @@
                   <c:v>0.9</c:v>
                 </c:pt>
                 <c:pt idx="4">
-                  <c:v>0.6</c:v>
+                  <c:v>0.8</c:v>
                 </c:pt>
                 <c:pt idx="5">
-                  <c:v>0.9</c:v>
+                  <c:v>0.7</c:v>
                 </c:pt>
                 <c:pt idx="6">
                   <c:v>0.9</c:v>
@@ -2140,7 +2203,6 @@
     </c:plotArea>
     <c:plotVisOnly val="1"/>
     <c:dispBlanksAs val="gap"/>
-    <c:showDLblsOverMax val="0"/>
     <c:extLst>
       <c:ext xmlns:c16r3="http://schemas.microsoft.com/office/drawing/2017/03/chart" uri="{56B9EC1D-385E-4148-901F-78D8002777C0}">
         <c16r3:dataDisplayOptions16>
@@ -2148,6 +2210,7 @@
         </c16r3:dataDisplayOptions16>
       </c:ext>
     </c:extLst>
+    <c:showDLblsOverMax val="0"/>
   </c:chart>
   <c:spPr>
     <a:noFill/>
@@ -2765,7 +2828,7 @@
 </file>
 
 <file path=word/glossary/document.xml><?xml version="1.0" encoding="utf-8"?>
-<w:glossaryDocument xmlns:wpc="http://schemas.microsoft.com/office/word/2010/wordprocessingCanvas" xmlns:cx="http://schemas.microsoft.com/office/drawing/2014/chartex" xmlns:mc="http://schemas.openxmlformats.org/markup-compatibility/2006" xmlns:o="urn:schemas-microsoft-com:office:office" xmlns:r="http://schemas.openxmlformats.org/officeDocument/2006/relationships" xmlns:m="http://schemas.openxmlformats.org/officeDocument/2006/math" xmlns:v="urn:schemas-microsoft-com:vml" xmlns:wp14="http://schemas.microsoft.com/office/word/2010/wordprocessingDrawing" xmlns:wp="http://schemas.openxmlformats.org/drawingml/2006/wordprocessingDrawing" xmlns:w10="urn:schemas-microsoft-com:office:word" xmlns:w="http://schemas.openxmlformats.org/wordprocessingml/2006/main" xmlns:w14="http://schemas.microsoft.com/office/word/2010/wordml" xmlns:w15="http://schemas.microsoft.com/office/word/2012/wordml" xmlns:w16se="http://schemas.microsoft.com/office/word/2015/wordml/symex" xmlns:wpg="http://schemas.microsoft.com/office/word/2010/wordprocessingGroup" xmlns:wpi="http://schemas.microsoft.com/office/word/2010/wordprocessingInk" xmlns:wne="http://schemas.microsoft.com/office/word/2006/wordml" xmlns:wps="http://schemas.microsoft.com/office/word/2010/wordprocessingShape" mc:Ignorable="w14 w15 w16se wp14">
+<w:glossaryDocument xmlns:wpc="http://schemas.microsoft.com/office/word/2010/wordprocessingCanvas" xmlns:cx="http://schemas.microsoft.com/office/drawing/2014/chartex" xmlns:cx1="http://schemas.microsoft.com/office/drawing/2015/9/8/chartex" xmlns:cx2="http://schemas.microsoft.com/office/drawing/2015/10/21/chartex" xmlns:cx3="http://schemas.microsoft.com/office/drawing/2016/5/9/chartex" xmlns:cx4="http://schemas.microsoft.com/office/drawing/2016/5/10/chartex" xmlns:cx5="http://schemas.microsoft.com/office/drawing/2016/5/11/chartex" xmlns:cx6="http://schemas.microsoft.com/office/drawing/2016/5/12/chartex" xmlns:cx7="http://schemas.microsoft.com/office/drawing/2016/5/13/chartex" xmlns:cx8="http://schemas.microsoft.com/office/drawing/2016/5/14/chartex" xmlns:mc="http://schemas.openxmlformats.org/markup-compatibility/2006" xmlns:aink="http://schemas.microsoft.com/office/drawing/2016/ink" xmlns:am3d="http://schemas.microsoft.com/office/drawing/2017/model3d" xmlns:o="urn:schemas-microsoft-com:office:office" xmlns:oel="http://schemas.microsoft.com/office/2019/extlst" xmlns:r="http://schemas.openxmlformats.org/officeDocument/2006/relationships" xmlns:m="http://schemas.openxmlformats.org/officeDocument/2006/math" xmlns:v="urn:schemas-microsoft-com:vml" xmlns:wp14="http://schemas.microsoft.com/office/word/2010/wordprocessingDrawing" xmlns:wp="http://schemas.openxmlformats.org/drawingml/2006/wordprocessingDrawing" xmlns:w10="urn:schemas-microsoft-com:office:word" xmlns:w="http://schemas.openxmlformats.org/wordprocessingml/2006/main" xmlns:w14="http://schemas.microsoft.com/office/word/2010/wordml" xmlns:w15="http://schemas.microsoft.com/office/word/2012/wordml" xmlns:w16cex="http://schemas.microsoft.com/office/word/2018/wordml/cex" xmlns:w16cid="http://schemas.microsoft.com/office/word/2016/wordml/cid" xmlns:w16="http://schemas.microsoft.com/office/word/2018/wordml" xmlns:w16du="http://schemas.microsoft.com/office/word/2023/wordml/word16du" xmlns:w16sdtdh="http://schemas.microsoft.com/office/word/2020/wordml/sdtdatahash" xmlns:w16se="http://schemas.microsoft.com/office/word/2015/wordml/symex" xmlns:wpg="http://schemas.microsoft.com/office/word/2010/wordprocessingGroup" xmlns:wpi="http://schemas.microsoft.com/office/word/2010/wordprocessingInk" xmlns:wne="http://schemas.microsoft.com/office/word/2006/wordml" xmlns:wps="http://schemas.microsoft.com/office/word/2010/wordprocessingShape" mc:Ignorable="w14 w15 w16se w16cid w16 w16cex w16sdtdh w16du wp14">
   <w:docParts>
     <w:docPart>
       <w:docPartPr>
@@ -3087,9 +3150,9 @@
 </file>
 
 <file path=word/glossary/fontTable.xml><?xml version="1.0" encoding="utf-8"?>
-<w:fonts xmlns:mc="http://schemas.openxmlformats.org/markup-compatibility/2006" xmlns:r="http://schemas.openxmlformats.org/officeDocument/2006/relationships" xmlns:w="http://schemas.openxmlformats.org/wordprocessingml/2006/main" xmlns:w14="http://schemas.microsoft.com/office/word/2010/wordml" xmlns:w15="http://schemas.microsoft.com/office/word/2012/wordml" xmlns:w16se="http://schemas.microsoft.com/office/word/2015/wordml/symex" mc:Ignorable="w14 w15 w16se">
+<w:fonts xmlns:mc="http://schemas.openxmlformats.org/markup-compatibility/2006" xmlns:r="http://schemas.openxmlformats.org/officeDocument/2006/relationships" xmlns:w="http://schemas.openxmlformats.org/wordprocessingml/2006/main" xmlns:w14="http://schemas.microsoft.com/office/word/2010/wordml" xmlns:w15="http://schemas.microsoft.com/office/word/2012/wordml" xmlns:w16cex="http://schemas.microsoft.com/office/word/2018/wordml/cex" xmlns:w16cid="http://schemas.microsoft.com/office/word/2016/wordml/cid" xmlns:w16="http://schemas.microsoft.com/office/word/2018/wordml" xmlns:w16du="http://schemas.microsoft.com/office/word/2023/wordml/word16du" xmlns:w16sdtdh="http://schemas.microsoft.com/office/word/2020/wordml/sdtdatahash" xmlns:w16se="http://schemas.microsoft.com/office/word/2015/wordml/symex" mc:Ignorable="w14 w15 w16se w16cid w16 w16cex w16sdtdh w16du">
   <w:font w:name="Century Gothic">
-    <w:panose1 w:val="020B0502020202020204"/>
+    <w:altName w:val="Calibri"/>
     <w:charset w:val="00"/>
     <w:family w:val="swiss"/>
     <w:pitch w:val="variable"/>
@@ -3109,25 +3172,23 @@
     <w:pitch w:val="variable"/>
     <w:sig w:usb0="E0002EFF" w:usb1="C000785B" w:usb2="00000009" w:usb3="00000000" w:csb0="000001FF" w:csb1="00000000"/>
   </w:font>
-  <w:font w:name="Calibri">
-    <w:panose1 w:val="020F0502020204030204"/>
+  <w:font w:name="Aptos">
     <w:charset w:val="00"/>
     <w:family w:val="swiss"/>
     <w:pitch w:val="variable"/>
-    <w:sig w:usb0="E4002EFF" w:usb1="C000247B" w:usb2="00000009" w:usb3="00000000" w:csb0="000001FF" w:csb1="00000000"/>
+    <w:sig w:usb0="20000287" w:usb1="00000003" w:usb2="00000000" w:usb3="00000000" w:csb0="0000019F" w:csb1="00000000"/>
   </w:font>
-  <w:font w:name="Calibri Light">
-    <w:panose1 w:val="020F0302020204030204"/>
+  <w:font w:name="Aptos Display">
     <w:charset w:val="00"/>
     <w:family w:val="swiss"/>
     <w:pitch w:val="variable"/>
-    <w:sig w:usb0="E4002EFF" w:usb1="C000247B" w:usb2="00000009" w:usb3="00000000" w:csb0="000001FF" w:csb1="00000000"/>
+    <w:sig w:usb0="20000287" w:usb1="00000003" w:usb2="00000000" w:usb3="00000000" w:csb0="0000019F" w:csb1="00000000"/>
   </w:font>
 </w:fonts>
 </file>
 
 <file path=word/glossary/settings.xml><?xml version="1.0" encoding="utf-8"?>
-<w:settings xmlns:mc="http://schemas.openxmlformats.org/markup-compatibility/2006" xmlns:o="urn:schemas-microsoft-com:office:office" xmlns:r="http://schemas.openxmlformats.org/officeDocument/2006/relationships" xmlns:m="http://schemas.openxmlformats.org/officeDocument/2006/math" xmlns:v="urn:schemas-microsoft-com:vml" xmlns:w10="urn:schemas-microsoft-com:office:word" xmlns:w="http://schemas.openxmlformats.org/wordprocessingml/2006/main" xmlns:w14="http://schemas.microsoft.com/office/word/2010/wordml" xmlns:w15="http://schemas.microsoft.com/office/word/2012/wordml" xmlns:w16se="http://schemas.microsoft.com/office/word/2015/wordml/symex" xmlns:sl="http://schemas.openxmlformats.org/schemaLibrary/2006/main" mc:Ignorable="w14 w15 w16se">
+<w:settings xmlns:mc="http://schemas.openxmlformats.org/markup-compatibility/2006" xmlns:o="urn:schemas-microsoft-com:office:office" xmlns:r="http://schemas.openxmlformats.org/officeDocument/2006/relationships" xmlns:m="http://schemas.openxmlformats.org/officeDocument/2006/math" xmlns:v="urn:schemas-microsoft-com:vml" xmlns:w10="urn:schemas-microsoft-com:office:word" xmlns:w="http://schemas.openxmlformats.org/wordprocessingml/2006/main" xmlns:w14="http://schemas.microsoft.com/office/word/2010/wordml" xmlns:w15="http://schemas.microsoft.com/office/word/2012/wordml" xmlns:w16cex="http://schemas.microsoft.com/office/word/2018/wordml/cex" xmlns:w16cid="http://schemas.microsoft.com/office/word/2016/wordml/cid" xmlns:w16="http://schemas.microsoft.com/office/word/2018/wordml" xmlns:w16du="http://schemas.microsoft.com/office/word/2023/wordml/word16du" xmlns:w16sdtdh="http://schemas.microsoft.com/office/word/2020/wordml/sdtdatahash" xmlns:w16se="http://schemas.microsoft.com/office/word/2015/wordml/symex" xmlns:sl="http://schemas.openxmlformats.org/schemaLibrary/2006/main" mc:Ignorable="w14 w15 w16se w16cid w16 w16cex w16sdtdh w16du">
   <w:view w:val="normal"/>
   <w:defaultTabStop w:val="720"/>
   <w:characterSpacingControl w:val="doNotCompress"/>
@@ -3138,10 +3199,21 @@
     <w:compatSetting w:name="enableOpenTypeFeatures" w:uri="http://schemas.microsoft.com/office/word" w:val="1"/>
     <w:compatSetting w:name="doNotFlipMirrorIndents" w:uri="http://schemas.microsoft.com/office/word" w:val="1"/>
     <w:compatSetting w:name="differentiateMultirowTableHeaders" w:uri="http://schemas.microsoft.com/office/word" w:val="1"/>
+    <w:compatSetting w:name="useWord2013TrackBottomHyphenation" w:uri="http://schemas.microsoft.com/office/word" w:val="1"/>
   </w:compat>
   <w:rsids>
     <w:rsidRoot w:val="00814708"/>
+    <w:rsid w:val="002525E7"/>
+    <w:rsid w:val="004B6498"/>
+    <w:rsid w:val="005B2BDF"/>
+    <w:rsid w:val="00682006"/>
     <w:rsid w:val="00814708"/>
+    <w:rsid w:val="008A25F3"/>
+    <w:rsid w:val="00A54A9F"/>
+    <w:rsid w:val="00CD6315"/>
+    <w:rsid w:val="00DF5A4F"/>
+    <w:rsid w:val="00EA0471"/>
+    <w:rsid w:val="00EC3296"/>
   </w:rsids>
   <m:mathPr>
     <m:mathFont m:val="Cambria Math"/>
@@ -3165,7 +3237,7 @@
 </file>
 
 <file path=word/glossary/styles.xml><?xml version="1.0" encoding="utf-8"?>
-<w:styles xmlns:mc="http://schemas.openxmlformats.org/markup-compatibility/2006" xmlns:r="http://schemas.openxmlformats.org/officeDocument/2006/relationships" xmlns:w="http://schemas.openxmlformats.org/wordprocessingml/2006/main" xmlns:w14="http://schemas.microsoft.com/office/word/2010/wordml" xmlns:w15="http://schemas.microsoft.com/office/word/2012/wordml" xmlns:w16se="http://schemas.microsoft.com/office/word/2015/wordml/symex" mc:Ignorable="w14 w15 w16se">
+<w:styles xmlns:mc="http://schemas.openxmlformats.org/markup-compatibility/2006" xmlns:r="http://schemas.openxmlformats.org/officeDocument/2006/relationships" xmlns:w="http://schemas.openxmlformats.org/wordprocessingml/2006/main" xmlns:w14="http://schemas.microsoft.com/office/word/2010/wordml" xmlns:w15="http://schemas.microsoft.com/office/word/2012/wordml" xmlns:w16cex="http://schemas.microsoft.com/office/word/2018/wordml/cex" xmlns:w16cid="http://schemas.microsoft.com/office/word/2016/wordml/cid" xmlns:w16="http://schemas.microsoft.com/office/word/2018/wordml" xmlns:w16du="http://schemas.microsoft.com/office/word/2023/wordml/word16du" xmlns:w16sdtdh="http://schemas.microsoft.com/office/word/2020/wordml/sdtdatahash" xmlns:w16se="http://schemas.microsoft.com/office/word/2015/wordml/symex" mc:Ignorable="w14 w15 w16se w16cid w16 w16cex w16sdtdh w16du">
   <w:docDefaults>
     <w:rPrDefault>
       <w:rPr>
@@ -3181,7 +3253,7 @@
       </w:pPr>
     </w:pPrDefault>
   </w:docDefaults>
-  <w:latentStyles w:defLockedState="0" w:defUIPriority="99" w:defSemiHidden="0" w:defUnhideWhenUsed="0" w:defQFormat="0" w:count="371">
+  <w:latentStyles w:defLockedState="0" w:defUIPriority="99" w:defSemiHidden="0" w:defUnhideWhenUsed="0" w:defQFormat="0" w:count="376">
     <w:lsdException w:name="Normal" w:uiPriority="0" w:qFormat="1"/>
     <w:lsdException w:name="heading 1" w:uiPriority="9" w:qFormat="1"/>
     <w:lsdException w:name="heading 2" w:semiHidden="1" w:uiPriority="9" w:unhideWhenUsed="1" w:qFormat="1"/>
@@ -3553,6 +3625,11 @@
     <w:lsdException w:name="List Table 5 Dark Accent 6" w:uiPriority="50"/>
     <w:lsdException w:name="List Table 6 Colorful Accent 6" w:uiPriority="51"/>
     <w:lsdException w:name="List Table 7 Colorful Accent 6" w:uiPriority="52"/>
+    <w:lsdException w:name="Mention" w:semiHidden="1" w:unhideWhenUsed="1"/>
+    <w:lsdException w:name="Smart Hyperlink" w:semiHidden="1" w:unhideWhenUsed="1"/>
+    <w:lsdException w:name="Hashtag" w:semiHidden="1" w:unhideWhenUsed="1"/>
+    <w:lsdException w:name="Unresolved Mention" w:semiHidden="1" w:unhideWhenUsed="1"/>
+    <w:lsdException w:name="Smart Link" w:semiHidden="1" w:unhideWhenUsed="1"/>
   </w:latentStyles>
   <w:style w:type="paragraph" w:default="1" w:styleId="Normal">
     <w:name w:val="Normal"/>
@@ -3569,7 +3646,7 @@
       <w:keepNext/>
       <w:keepLines/>
       <w:pBdr>
-        <w:bottom w:val="single" w:sz="8" w:space="1" w:color="5B9BD5" w:themeColor="accent1"/>
+        <w:bottom w:val="single" w:sz="8" w:space="1" w:color="156082" w:themeColor="accent1"/>
       </w:pBdr>
       <w:spacing w:before="240" w:after="120" w:line="240" w:lineRule="auto"/>
       <w:outlineLvl w:val="1"/>
@@ -3610,32 +3687,14 @@
     <w:semiHidden/>
     <w:unhideWhenUsed/>
   </w:style>
-  <w:style w:type="paragraph" w:customStyle="1" w:styleId="EF1F3FFA161D428BA2CEDBFFC0870005">
-    <w:name w:val="EF1F3FFA161D428BA2CEDBFFC0870005"/>
-  </w:style>
-  <w:style w:type="paragraph" w:customStyle="1" w:styleId="424B78FD4E1D41AA8398A2B92B55567B">
-    <w:name w:val="424B78FD4E1D41AA8398A2B92B55567B"/>
-  </w:style>
   <w:style w:type="paragraph" w:customStyle="1" w:styleId="BB3D7DF265E645BD90F0259EA8681030">
     <w:name w:val="BB3D7DF265E645BD90F0259EA8681030"/>
   </w:style>
-  <w:style w:type="paragraph" w:customStyle="1" w:styleId="32FDAEC6951349F3A08357578BAFA876">
-    <w:name w:val="32FDAEC6951349F3A08357578BAFA876"/>
-  </w:style>
   <w:style w:type="paragraph" w:customStyle="1" w:styleId="9B247EEBF00D46E9A228533750F0854E">
     <w:name w:val="9B247EEBF00D46E9A228533750F0854E"/>
   </w:style>
   <w:style w:type="paragraph" w:customStyle="1" w:styleId="68AF8D66780849F6B31FEBD1C9BAD1EE">
     <w:name w:val="68AF8D66780849F6B31FEBD1C9BAD1EE"/>
-  </w:style>
-  <w:style w:type="paragraph" w:customStyle="1" w:styleId="1DDA6F15628244A4ABE44FD99398A261">
-    <w:name w:val="1DDA6F15628244A4ABE44FD99398A261"/>
-  </w:style>
-  <w:style w:type="paragraph" w:customStyle="1" w:styleId="D9096437D6CB497CA5891C335C9532B5">
-    <w:name w:val="D9096437D6CB497CA5891C335C9532B5"/>
-  </w:style>
-  <w:style w:type="paragraph" w:customStyle="1" w:styleId="A7D445BC2A19499E82515811241BD1F7">
-    <w:name w:val="A7D445BC2A19499E82515811241BD1F7"/>
   </w:style>
   <w:style w:type="paragraph" w:customStyle="1" w:styleId="F024346B3A2D475A900A2E577E37EC3F">
     <w:name w:val="F024346B3A2D475A900A2E577E37EC3F"/>
@@ -3646,13 +3705,10 @@
     <w:uiPriority w:val="99"/>
     <w:unhideWhenUsed/>
     <w:rPr>
-      <w:color w:val="C45911" w:themeColor="accent2" w:themeShade="BF"/>
+      <w:color w:val="BF4E14" w:themeColor="accent2" w:themeShade="BF"/>
       <w:u w:val="single"/>
     </w:rPr>
   </w:style>
-  <w:style w:type="paragraph" w:customStyle="1" w:styleId="B1B15DA7DDBC459C96524206694E26BE">
-    <w:name w:val="B1B15DA7DDBC459C96524206694E26BE"/>
-  </w:style>
   <w:style w:type="paragraph" w:customStyle="1" w:styleId="D8BC0875E92E448DBFB9065CFF5A50F3">
     <w:name w:val="D8BC0875E92E448DBFB9065CFF5A50F3"/>
   </w:style>
@@ -3671,74 +3727,8 @@
   <w:style w:type="paragraph" w:customStyle="1" w:styleId="42E486E5563B47FB9B5CA101099A3191">
     <w:name w:val="42E486E5563B47FB9B5CA101099A3191"/>
   </w:style>
-  <w:style w:type="paragraph" w:customStyle="1" w:styleId="BAC8BADBD07048C98D71BC7976C13255">
-    <w:name w:val="BAC8BADBD07048C98D71BC7976C13255"/>
-  </w:style>
-  <w:style w:type="paragraph" w:customStyle="1" w:styleId="1502DCBB6F494391ACFB6E517095D59E">
-    <w:name w:val="1502DCBB6F494391ACFB6E517095D59E"/>
-  </w:style>
-  <w:style w:type="paragraph" w:customStyle="1" w:styleId="0AD64214C5D84B2EB1CDC3688BB3AFD9">
-    <w:name w:val="0AD64214C5D84B2EB1CDC3688BB3AFD9"/>
-  </w:style>
-  <w:style w:type="paragraph" w:customStyle="1" w:styleId="E2FE0C95C39149B1AC2C5C91D7B5DE1C">
-    <w:name w:val="E2FE0C95C39149B1AC2C5C91D7B5DE1C"/>
-  </w:style>
-  <w:style w:type="paragraph" w:customStyle="1" w:styleId="528B9617211343BE92D1466A552D38AD">
-    <w:name w:val="528B9617211343BE92D1466A552D38AD"/>
-  </w:style>
-  <w:style w:type="paragraph" w:customStyle="1" w:styleId="13C01701BC2E4575A903A7C2E7916EB7">
-    <w:name w:val="13C01701BC2E4575A903A7C2E7916EB7"/>
-  </w:style>
-  <w:style w:type="paragraph" w:customStyle="1" w:styleId="C083582210F9450EA5047737F62DE5C3">
-    <w:name w:val="C083582210F9450EA5047737F62DE5C3"/>
-  </w:style>
   <w:style w:type="paragraph" w:customStyle="1" w:styleId="653AB53068194C0E801DFB386D844552">
     <w:name w:val="653AB53068194C0E801DFB386D844552"/>
-  </w:style>
-  <w:style w:type="paragraph" w:customStyle="1" w:styleId="FDD1FF2EE6CD43E2B3DDB209BE98F6E9">
-    <w:name w:val="FDD1FF2EE6CD43E2B3DDB209BE98F6E9"/>
-  </w:style>
-  <w:style w:type="paragraph" w:customStyle="1" w:styleId="5B9BDCBD292E40A7B5660CC6D557B38E">
-    <w:name w:val="5B9BDCBD292E40A7B5660CC6D557B38E"/>
-  </w:style>
-  <w:style w:type="paragraph" w:customStyle="1" w:styleId="D73560EAF30B4C6DA89A92CD914B8E0A">
-    <w:name w:val="D73560EAF30B4C6DA89A92CD914B8E0A"/>
-  </w:style>
-  <w:style w:type="paragraph" w:customStyle="1" w:styleId="0222AFCC77C34D03A5F3602316C00F3F">
-    <w:name w:val="0222AFCC77C34D03A5F3602316C00F3F"/>
-  </w:style>
-  <w:style w:type="paragraph" w:customStyle="1" w:styleId="E51431369C204989883C255B9E1D0E81">
-    <w:name w:val="E51431369C204989883C255B9E1D0E81"/>
-  </w:style>
-  <w:style w:type="paragraph" w:customStyle="1" w:styleId="1EB6962EAA5648FD991EF91E279922A5">
-    <w:name w:val="1EB6962EAA5648FD991EF91E279922A5"/>
-  </w:style>
-  <w:style w:type="paragraph" w:customStyle="1" w:styleId="47F0910028B747C5A01007A8082CE3B3">
-    <w:name w:val="47F0910028B747C5A01007A8082CE3B3"/>
-  </w:style>
-  <w:style w:type="paragraph" w:customStyle="1" w:styleId="21DE961C7187436DB8FFC55BFB954AAC">
-    <w:name w:val="21DE961C7187436DB8FFC55BFB954AAC"/>
-  </w:style>
-  <w:style w:type="paragraph" w:customStyle="1" w:styleId="57B7A976C7DF49D7B0D8C35E7A9B320A">
-    <w:name w:val="57B7A976C7DF49D7B0D8C35E7A9B320A"/>
-  </w:style>
-  <w:style w:type="paragraph" w:customStyle="1" w:styleId="5231C83EB04E485B8F10B98B36463FDF">
-    <w:name w:val="5231C83EB04E485B8F10B98B36463FDF"/>
-  </w:style>
-  <w:style w:type="paragraph" w:customStyle="1" w:styleId="7E26CAF1480844FDBD8492AE772CDA89">
-    <w:name w:val="7E26CAF1480844FDBD8492AE772CDA89"/>
-  </w:style>
-  <w:style w:type="paragraph" w:customStyle="1" w:styleId="999B5E29580D461C85C5057AB9C89750">
-    <w:name w:val="999B5E29580D461C85C5057AB9C89750"/>
-  </w:style>
-  <w:style w:type="paragraph" w:customStyle="1" w:styleId="17A76F9F7F9245B7ACD5120F6B1FE20B">
-    <w:name w:val="17A76F9F7F9245B7ACD5120F6B1FE20B"/>
-  </w:style>
-  <w:style w:type="paragraph" w:customStyle="1" w:styleId="9BD0DA40D08A408AA545BD2F1A055EEC">
-    <w:name w:val="9BD0DA40D08A408AA545BD2F1A055EEC"/>
-  </w:style>
-  <w:style w:type="paragraph" w:customStyle="1" w:styleId="CA2334F7EA4A4518AAB19513D4DB857E">
-    <w:name w:val="CA2334F7EA4A4518AAB19513D4DB857E"/>
   </w:style>
   <w:style w:type="character" w:customStyle="1" w:styleId="Heading2Char">
     <w:name w:val="Heading 2 Char"/>
@@ -3757,11 +3747,24 @@
   <w:style w:type="paragraph" w:customStyle="1" w:styleId="5F7D3A2C14DD4C76A85D331A66BA834A">
     <w:name w:val="5F7D3A2C14DD4C76A85D331A66BA834A"/>
   </w:style>
+  <w:style w:type="paragraph" w:customStyle="1" w:styleId="456B9388CC324044BEA357BA96D7BE2F">
+    <w:name w:val="456B9388CC324044BEA357BA96D7BE2F"/>
+    <w:rsid w:val="00682006"/>
+    <w:pPr>
+      <w:spacing w:line="278" w:lineRule="auto"/>
+    </w:pPr>
+    <w:rPr>
+      <w:kern w:val="2"/>
+      <w:sz w:val="24"/>
+      <w:szCs w:val="24"/>
+      <w14:ligatures w14:val="standardContextual"/>
+    </w:rPr>
+  </w:style>
 </w:styles>
 </file>
 
 <file path=word/glossary/webSettings.xml><?xml version="1.0" encoding="utf-8"?>
-<w:webSettings xmlns:mc="http://schemas.openxmlformats.org/markup-compatibility/2006" xmlns:r="http://schemas.openxmlformats.org/officeDocument/2006/relationships" xmlns:w="http://schemas.openxmlformats.org/wordprocessingml/2006/main" xmlns:w14="http://schemas.microsoft.com/office/word/2010/wordml" xmlns:w15="http://schemas.microsoft.com/office/word/2012/wordml" xmlns:w16se="http://schemas.microsoft.com/office/word/2015/wordml/symex" mc:Ignorable="w14 w15 w16se">
+<w:webSettings xmlns:mc="http://schemas.openxmlformats.org/markup-compatibility/2006" xmlns:r="http://schemas.openxmlformats.org/officeDocument/2006/relationships" xmlns:w="http://schemas.openxmlformats.org/wordprocessingml/2006/main" xmlns:w14="http://schemas.microsoft.com/office/word/2010/wordml" xmlns:w15="http://schemas.microsoft.com/office/word/2012/wordml" xmlns:w16cex="http://schemas.microsoft.com/office/word/2018/wordml/cex" xmlns:w16cid="http://schemas.microsoft.com/office/word/2016/wordml/cid" xmlns:w16="http://schemas.microsoft.com/office/word/2018/wordml" xmlns:w16du="http://schemas.microsoft.com/office/word/2023/wordml/word16du" xmlns:w16sdtdh="http://schemas.microsoft.com/office/word/2020/wordml/sdtdatahash" xmlns:w16se="http://schemas.microsoft.com/office/word/2015/wordml/symex" mc:Ignorable="w14 w15 w16se w16cid w16 w16cex w16sdtdh w16du">
   <w:optimizeForBrowser/>
   <w:allowPNG/>
 </w:webSettings>
@@ -4029,23 +4032,6 @@
 </file>
 
 <file path=customXml/item1.xml><?xml version="1.0" encoding="utf-8"?>
-<p:properties xmlns:p="http://schemas.microsoft.com/office/2006/metadata/properties" xmlns:xsi="http://www.w3.org/2001/XMLSchema-instance" xmlns:pc="http://schemas.microsoft.com/office/infopath/2007/PartnerControls">
-  <documentManagement>
-    <MediaServiceKeyPoints xmlns="71af3243-3dd4-4a8d-8c0d-dd76da1f02a5" xsi:nil="true"/>
-  </documentManagement>
-</p:properties>
-</file>
-
-<file path=customXml/item2.xml><?xml version="1.0" encoding="utf-8"?>
-<?mso-contentType ?>
-<FormTemplates xmlns="http://schemas.microsoft.com/sharepoint/v3/contenttype/forms">
-  <Display>DocumentLibraryForm</Display>
-  <Edit>DocumentLibraryForm</Edit>
-  <New>DocumentLibraryForm</New>
-</FormTemplates>
-</file>
-
-<file path=customXml/item3.xml><?xml version="1.0" encoding="utf-8"?>
 <ct:contentTypeSchema xmlns:ct="http://schemas.microsoft.com/office/2006/metadata/contentType" xmlns:ma="http://schemas.microsoft.com/office/2006/metadata/properties/metaAttributes" ct:_="" ma:_="" ma:contentTypeName="Document" ma:contentTypeID="0x01010079F111ED35F8CC479449609E8A0923A6" ma:contentTypeVersion="11" ma:contentTypeDescription="Create a new document." ma:contentTypeScope="" ma:versionID="1c2eb7a32e66fb6e4260f3771546a5e2">
   <xsd:schema xmlns:xsd="http://www.w3.org/2001/XMLSchema" xmlns:xs="http://www.w3.org/2001/XMLSchema" xmlns:p="http://schemas.microsoft.com/office/2006/metadata/properties" xmlns:ns2="71af3243-3dd4-4a8d-8c0d-dd76da1f02a5" xmlns:ns3="16c05727-aa75-4e4a-9b5f-8a80a1165891" targetNamespace="http://schemas.microsoft.com/office/2006/metadata/properties" ma:root="true" ma:fieldsID="04e1f6479c48b08974ba73b5ca973489" ns2:_="" ns3:_="">
     <xsd:import namespace="71af3243-3dd4-4a8d-8c0d-dd76da1f02a5"/>
@@ -4256,25 +4242,24 @@
 </ct:contentTypeSchema>
 </file>
 
-<file path=customXml/itemProps1.xml><?xml version="1.0" encoding="utf-8"?>
-<ds:datastoreItem xmlns:ds="http://schemas.openxmlformats.org/officeDocument/2006/customXml" ds:itemID="{DD14EC26-251D-443A-AF4F-B15D0F3B0F84}">
-  <ds:schemaRefs>
-    <ds:schemaRef ds:uri="http://schemas.microsoft.com/office/2006/metadata/properties"/>
-    <ds:schemaRef ds:uri="http://schemas.microsoft.com/office/infopath/2007/PartnerControls"/>
-    <ds:schemaRef ds:uri="71af3243-3dd4-4a8d-8c0d-dd76da1f02a5"/>
-  </ds:schemaRefs>
-</ds:datastoreItem>
+<file path=customXml/item2.xml><?xml version="1.0" encoding="utf-8"?>
+<p:properties xmlns:p="http://schemas.microsoft.com/office/2006/metadata/properties" xmlns:xsi="http://www.w3.org/2001/XMLSchema-instance" xmlns:pc="http://schemas.microsoft.com/office/infopath/2007/PartnerControls">
+  <documentManagement>
+    <MediaServiceKeyPoints xmlns="71af3243-3dd4-4a8d-8c0d-dd76da1f02a5" xsi:nil="true"/>
+  </documentManagement>
+</p:properties>
 </file>
 
-<file path=customXml/itemProps2.xml><?xml version="1.0" encoding="utf-8"?>
-<ds:datastoreItem xmlns:ds="http://schemas.openxmlformats.org/officeDocument/2006/customXml" ds:itemID="{18506A0D-4821-47C2-BD9B-CACF27C6B108}">
-  <ds:schemaRefs>
-    <ds:schemaRef ds:uri="http://schemas.microsoft.com/sharepoint/v3/contenttype/forms"/>
-  </ds:schemaRefs>
-</ds:datastoreItem>
+<file path=customXml/item3.xml><?xml version="1.0" encoding="utf-8"?>
+<?mso-contentType ?>
+<FormTemplates xmlns="http://schemas.microsoft.com/sharepoint/v3/contenttype/forms">
+  <Display>DocumentLibraryForm</Display>
+  <Edit>DocumentLibraryForm</Edit>
+  <New>DocumentLibraryForm</New>
+</FormTemplates>
 </file>
 
-<file path=customXml/itemProps3.xml><?xml version="1.0" encoding="utf-8"?>
+<file path=customXml/itemProps1.xml><?xml version="1.0" encoding="utf-8"?>
 <ds:datastoreItem xmlns:ds="http://schemas.openxmlformats.org/officeDocument/2006/customXml" ds:itemID="{8143E149-BD72-41A7-8F13-AF59DE30D6FA}">
   <ds:schemaRefs>
     <ds:schemaRef ds:uri="http://schemas.microsoft.com/office/2006/metadata/contentType"/>
@@ -4291,4 +4276,22 @@
     <ds:schemaRef ds:uri="http://schemas.microsoft.com/internal/obd"/>
   </ds:schemaRefs>
 </ds:datastoreItem>
+</file>
+
+<file path=customXml/itemProps2.xml><?xml version="1.0" encoding="utf-8"?>
+<ds:datastoreItem xmlns:ds="http://schemas.openxmlformats.org/officeDocument/2006/customXml" ds:itemID="{DD14EC26-251D-443A-AF4F-B15D0F3B0F84}">
+  <ds:schemaRefs>
+    <ds:schemaRef ds:uri="http://schemas.microsoft.com/office/2006/metadata/properties"/>
+    <ds:schemaRef ds:uri="http://schemas.microsoft.com/office/infopath/2007/PartnerControls"/>
+    <ds:schemaRef ds:uri="71af3243-3dd4-4a8d-8c0d-dd76da1f02a5"/>
+  </ds:schemaRefs>
+</ds:datastoreItem>
+</file>
+
+<file path=customXml/itemProps3.xml><?xml version="1.0" encoding="utf-8"?>
+<ds:datastoreItem xmlns:ds="http://schemas.openxmlformats.org/officeDocument/2006/customXml" ds:itemID="{18506A0D-4821-47C2-BD9B-CACF27C6B108}">
+  <ds:schemaRefs>
+    <ds:schemaRef ds:uri="http://schemas.microsoft.com/sharepoint/v3/contenttype/forms"/>
+  </ds:schemaRefs>
+</ds:datastoreItem>
 </file>